--- a/child dev/nursery, child dev.docx
+++ b/child dev/nursery, child dev.docx
@@ -58,13 +58,10 @@
         <w:gridCol w:w="1890"/>
         <w:gridCol w:w="1080"/>
         <w:gridCol w:w="1260"/>
-        <w:gridCol w:w="1170"/>
-        <w:gridCol w:w="90"/>
+        <w:gridCol w:w="1260"/>
       </w:tblGrid>
       <w:tr>
         <w:trPr>
-          <w:gridAfter w:val="1"/>
-          <w:wAfter w:w="90" w:type="dxa"/>
           <w:trHeight w:val="270"/>
         </w:trPr>
         <w:tc>
@@ -203,7 +200,7 @@
         </w:tc>
         <w:tc>
           <w:tcPr>
-            <w:tcW w:w="1170" w:type="dxa"/>
+            <w:tcW w:w="1260" w:type="dxa"/>
             <w:tcBorders>
               <w:left w:val="single" w:sz="4" w:space="0" w:color="auto"/>
               <w:right w:val="single" w:sz="4" w:space="0" w:color="auto"/>
@@ -235,8 +232,6 @@
       </w:tr>
       <w:tr>
         <w:trPr>
-          <w:gridAfter w:val="1"/>
-          <w:wAfter w:w="90" w:type="dxa"/>
           <w:trHeight w:val="282"/>
         </w:trPr>
         <w:tc>
@@ -291,6 +286,7 @@
                 <w:szCs w:val="24"/>
               </w:rPr>
             </w:pPr>
+            <w:proofErr w:type="gramStart"/>
             <w:r>
               <w:rPr>
                 <w:rFonts w:ascii="Preeti" w:hAnsi="Preeti" w:cs="Times New Roman"/>
@@ -309,6 +305,7 @@
               <w:t>kfnL</w:t>
             </w:r>
             <w:proofErr w:type="spellEnd"/>
+            <w:proofErr w:type="gramEnd"/>
           </w:p>
         </w:tc>
         <w:tc>
@@ -368,7 +365,7 @@
         </w:tc>
         <w:tc>
           <w:tcPr>
-            <w:tcW w:w="1170" w:type="dxa"/>
+            <w:tcW w:w="1260" w:type="dxa"/>
             <w:tcBorders>
               <w:top w:val="single" w:sz="4" w:space="0" w:color="auto"/>
               <w:left w:val="single" w:sz="4" w:space="0" w:color="auto"/>
@@ -391,8 +388,6 @@
       </w:tr>
       <w:tr>
         <w:trPr>
-          <w:gridAfter w:val="1"/>
-          <w:wAfter w:w="90" w:type="dxa"/>
           <w:trHeight w:val="282"/>
         </w:trPr>
         <w:tc>
@@ -514,7 +509,7 @@
         </w:tc>
         <w:tc>
           <w:tcPr>
-            <w:tcW w:w="1170" w:type="dxa"/>
+            <w:tcW w:w="1260" w:type="dxa"/>
             <w:tcBorders>
               <w:top w:val="single" w:sz="4" w:space="0" w:color="auto"/>
               <w:left w:val="single" w:sz="4" w:space="0" w:color="auto"/>
@@ -537,8 +532,6 @@
       </w:tr>
       <w:tr>
         <w:trPr>
-          <w:gridAfter w:val="1"/>
-          <w:wAfter w:w="90" w:type="dxa"/>
           <w:trHeight w:val="282"/>
         </w:trPr>
         <w:tc>
@@ -660,7 +653,7 @@
         </w:tc>
         <w:tc>
           <w:tcPr>
-            <w:tcW w:w="1170" w:type="dxa"/>
+            <w:tcW w:w="1260" w:type="dxa"/>
             <w:tcBorders>
               <w:top w:val="single" w:sz="4" w:space="0" w:color="auto"/>
               <w:left w:val="single" w:sz="4" w:space="0" w:color="auto"/>
@@ -683,8 +676,6 @@
       </w:tr>
       <w:tr>
         <w:trPr>
-          <w:gridAfter w:val="1"/>
-          <w:wAfter w:w="90" w:type="dxa"/>
           <w:trHeight w:val="16"/>
         </w:trPr>
         <w:tc>
@@ -784,7 +775,7 @@
         </w:tc>
         <w:tc>
           <w:tcPr>
-            <w:tcW w:w="1170" w:type="dxa"/>
+            <w:tcW w:w="1260" w:type="dxa"/>
             <w:tcBorders>
               <w:top w:val="single" w:sz="4" w:space="0" w:color="auto"/>
               <w:left w:val="single" w:sz="4" w:space="0" w:color="auto"/>
@@ -813,7 +804,7 @@
         <w:tc>
           <w:tcPr>
             <w:tcW w:w="6120" w:type="dxa"/>
-            <w:gridSpan w:val="6"/>
+            <w:gridSpan w:val="5"/>
             <w:tcBorders>
               <w:top w:val="single" w:sz="4" w:space="0" w:color="auto"/>
               <w:left w:val="single" w:sz="4" w:space="0" w:color="auto"/>
@@ -946,7 +937,7 @@
           </mc:Choice>
           <mc:Fallback>
             <w:pict>
-              <v:shapetype w14:anchorId="1F72E5B1" id="_x0000_t32" coordsize="21600,21600" o:spt="32" o:oned="t" path="m,l21600,21600e" filled="f">
+              <v:shapetype w14:anchorId="2D78D231" id="_x0000_t32" coordsize="21600,21600" o:spt="32" o:oned="t" path="m,l21600,21600e" filled="f">
                 <v:path arrowok="t" fillok="f" o:connecttype="none"/>
                 <o:lock v:ext="edit" shapetype="t"/>
               </v:shapetype>
@@ -3091,8 +3082,8 @@
           <w:rFonts w:ascii="Times New Roman" w:hAnsi="Times New Roman" w:cs="Times New Roman"/>
           <w:b/>
           <w:caps/>
-          <w:sz w:val="26"/>
-          <w:szCs w:val="26"/>
+          <w:sz w:val="24"/>
+          <w:szCs w:val="24"/>
         </w:rPr>
       </w:pPr>
       <w:r>
@@ -3100,8 +3091,8 @@
           <w:rFonts w:ascii="Times New Roman" w:hAnsi="Times New Roman" w:cs="Times New Roman"/>
           <w:b/>
           <w:caps/>
-          <w:sz w:val="26"/>
-          <w:szCs w:val="26"/>
+          <w:sz w:val="24"/>
+          <w:szCs w:val="24"/>
         </w:rPr>
         <w:t>Language art (english)</w:t>
       </w:r>
@@ -3236,15 +3227,15 @@
               <w:ind w:left="255" w:hanging="255"/>
               <w:rPr>
                 <w:rFonts w:ascii="Times New Roman" w:hAnsi="Times New Roman" w:cs="Times New Roman"/>
-                <w:sz w:val="26"/>
-                <w:szCs w:val="26"/>
-              </w:rPr>
-            </w:pPr>
-            <w:r>
-              <w:rPr>
-                <w:rFonts w:ascii="Times New Roman" w:hAnsi="Times New Roman" w:cs="Times New Roman"/>
-                <w:sz w:val="26"/>
-                <w:szCs w:val="26"/>
+                <w:sz w:val="24"/>
+                <w:szCs w:val="24"/>
+              </w:rPr>
+            </w:pPr>
+            <w:r>
+              <w:rPr>
+                <w:rFonts w:ascii="Times New Roman" w:hAnsi="Times New Roman" w:cs="Times New Roman"/>
+                <w:sz w:val="24"/>
+                <w:szCs w:val="24"/>
               </w:rPr>
               <w:t>Can match the letters with the correct picture.</w:t>
             </w:r>
@@ -3280,15 +3271,15 @@
               <w:ind w:left="255" w:hanging="255"/>
               <w:rPr>
                 <w:rFonts w:ascii="Times New Roman" w:hAnsi="Times New Roman" w:cs="Times New Roman"/>
-                <w:sz w:val="26"/>
-                <w:szCs w:val="26"/>
-              </w:rPr>
-            </w:pPr>
-            <w:r>
-              <w:rPr>
-                <w:rFonts w:ascii="Times New Roman" w:hAnsi="Times New Roman" w:cs="Times New Roman"/>
-                <w:sz w:val="26"/>
-                <w:szCs w:val="26"/>
+                <w:sz w:val="24"/>
+                <w:szCs w:val="24"/>
+              </w:rPr>
+            </w:pPr>
+            <w:r>
+              <w:rPr>
+                <w:rFonts w:ascii="Times New Roman" w:hAnsi="Times New Roman" w:cs="Times New Roman"/>
+                <w:sz w:val="24"/>
+                <w:szCs w:val="24"/>
               </w:rPr>
               <w:t xml:space="preserve">Can </w:t>
             </w:r>
@@ -3296,8 +3287,8 @@
             <w:r>
               <w:rPr>
                 <w:rFonts w:ascii="Times New Roman" w:hAnsi="Times New Roman" w:cs="Times New Roman"/>
-                <w:sz w:val="26"/>
-                <w:szCs w:val="26"/>
+                <w:sz w:val="24"/>
+                <w:szCs w:val="24"/>
               </w:rPr>
               <w:t>colur</w:t>
             </w:r>
@@ -3305,8 +3296,8 @@
             <w:r>
               <w:rPr>
                 <w:rFonts w:ascii="Times New Roman" w:hAnsi="Times New Roman" w:cs="Times New Roman"/>
-                <w:sz w:val="26"/>
-                <w:szCs w:val="26"/>
+                <w:sz w:val="24"/>
+                <w:szCs w:val="24"/>
               </w:rPr>
               <w:t xml:space="preserve"> the capital letters.</w:t>
             </w:r>
@@ -3342,15 +3333,15 @@
               <w:ind w:left="255" w:hanging="255"/>
               <w:rPr>
                 <w:rFonts w:ascii="Times New Roman" w:hAnsi="Times New Roman" w:cs="Times New Roman"/>
-                <w:sz w:val="26"/>
-                <w:szCs w:val="26"/>
-              </w:rPr>
-            </w:pPr>
-            <w:r>
-              <w:rPr>
-                <w:rFonts w:ascii="Times New Roman" w:hAnsi="Times New Roman" w:cs="Times New Roman"/>
-                <w:sz w:val="26"/>
-                <w:szCs w:val="26"/>
+                <w:sz w:val="24"/>
+                <w:szCs w:val="24"/>
+              </w:rPr>
+            </w:pPr>
+            <w:r>
+              <w:rPr>
+                <w:rFonts w:ascii="Times New Roman" w:hAnsi="Times New Roman" w:cs="Times New Roman"/>
+                <w:sz w:val="24"/>
+                <w:szCs w:val="24"/>
               </w:rPr>
               <w:t>Can copy the same letters.</w:t>
             </w:r>
@@ -3386,15 +3377,15 @@
               <w:ind w:left="255" w:hanging="255"/>
               <w:rPr>
                 <w:rFonts w:ascii="Times New Roman" w:hAnsi="Times New Roman" w:cs="Times New Roman"/>
-                <w:sz w:val="26"/>
-                <w:szCs w:val="26"/>
-              </w:rPr>
-            </w:pPr>
-            <w:r>
-              <w:rPr>
-                <w:rFonts w:ascii="Times New Roman" w:hAnsi="Times New Roman" w:cs="Times New Roman"/>
-                <w:sz w:val="26"/>
-                <w:szCs w:val="26"/>
+                <w:sz w:val="24"/>
+                <w:szCs w:val="24"/>
+              </w:rPr>
+            </w:pPr>
+            <w:r>
+              <w:rPr>
+                <w:rFonts w:ascii="Times New Roman" w:hAnsi="Times New Roman" w:cs="Times New Roman"/>
+                <w:sz w:val="24"/>
+                <w:szCs w:val="24"/>
               </w:rPr>
               <w:t>Can match the same capital letter with small letter.</w:t>
             </w:r>
@@ -3430,15 +3421,15 @@
               <w:ind w:left="255" w:hanging="255"/>
               <w:rPr>
                 <w:rFonts w:ascii="Times New Roman" w:hAnsi="Times New Roman" w:cs="Times New Roman"/>
-                <w:sz w:val="26"/>
-                <w:szCs w:val="26"/>
-              </w:rPr>
-            </w:pPr>
-            <w:r>
-              <w:rPr>
-                <w:rFonts w:ascii="Times New Roman" w:hAnsi="Times New Roman" w:cs="Times New Roman"/>
-                <w:sz w:val="26"/>
-                <w:szCs w:val="26"/>
+                <w:sz w:val="24"/>
+                <w:szCs w:val="24"/>
+              </w:rPr>
+            </w:pPr>
+            <w:r>
+              <w:rPr>
+                <w:rFonts w:ascii="Times New Roman" w:hAnsi="Times New Roman" w:cs="Times New Roman"/>
+                <w:sz w:val="24"/>
+                <w:szCs w:val="24"/>
               </w:rPr>
               <w:t>Can circle the same letters.</w:t>
             </w:r>
@@ -3474,15 +3465,15 @@
               <w:ind w:left="255" w:hanging="255"/>
               <w:rPr>
                 <w:rFonts w:ascii="Times New Roman" w:hAnsi="Times New Roman" w:cs="Times New Roman"/>
-                <w:sz w:val="26"/>
-                <w:szCs w:val="26"/>
-              </w:rPr>
-            </w:pPr>
-            <w:r>
-              <w:rPr>
-                <w:rFonts w:ascii="Times New Roman" w:hAnsi="Times New Roman" w:cs="Times New Roman"/>
-                <w:sz w:val="26"/>
-                <w:szCs w:val="26"/>
+                <w:sz w:val="24"/>
+                <w:szCs w:val="24"/>
+              </w:rPr>
+            </w:pPr>
+            <w:r>
+              <w:rPr>
+                <w:rFonts w:ascii="Times New Roman" w:hAnsi="Times New Roman" w:cs="Times New Roman"/>
+                <w:sz w:val="24"/>
+                <w:szCs w:val="24"/>
               </w:rPr>
               <w:t>Can copy down the same words.</w:t>
             </w:r>
@@ -3518,15 +3509,15 @@
               <w:ind w:left="255" w:hanging="255"/>
               <w:rPr>
                 <w:rFonts w:ascii="Times New Roman" w:hAnsi="Times New Roman" w:cs="Times New Roman"/>
-                <w:sz w:val="26"/>
-                <w:szCs w:val="26"/>
-              </w:rPr>
-            </w:pPr>
-            <w:r>
-              <w:rPr>
-                <w:rFonts w:ascii="Times New Roman" w:hAnsi="Times New Roman" w:cs="Times New Roman"/>
-                <w:sz w:val="26"/>
-                <w:szCs w:val="26"/>
+                <w:sz w:val="24"/>
+                <w:szCs w:val="24"/>
+              </w:rPr>
+            </w:pPr>
+            <w:r>
+              <w:rPr>
+                <w:rFonts w:ascii="Times New Roman" w:hAnsi="Times New Roman" w:cs="Times New Roman"/>
+                <w:sz w:val="24"/>
+                <w:szCs w:val="24"/>
               </w:rPr>
               <w:t>Can write the missing letters.</w:t>
             </w:r>
@@ -3562,15 +3553,15 @@
               <w:ind w:left="255" w:hanging="255"/>
               <w:rPr>
                 <w:rFonts w:ascii="Times New Roman" w:hAnsi="Times New Roman" w:cs="Times New Roman"/>
-                <w:sz w:val="26"/>
-                <w:szCs w:val="26"/>
-              </w:rPr>
-            </w:pPr>
-            <w:r>
-              <w:rPr>
-                <w:rFonts w:ascii="Times New Roman" w:hAnsi="Times New Roman" w:cs="Times New Roman"/>
-                <w:sz w:val="26"/>
-                <w:szCs w:val="26"/>
+                <w:sz w:val="24"/>
+                <w:szCs w:val="24"/>
+              </w:rPr>
+            </w:pPr>
+            <w:r>
+              <w:rPr>
+                <w:rFonts w:ascii="Times New Roman" w:hAnsi="Times New Roman" w:cs="Times New Roman"/>
+                <w:sz w:val="24"/>
+                <w:szCs w:val="24"/>
               </w:rPr>
               <w:t xml:space="preserve">Can </w:t>
             </w:r>
@@ -3578,24 +3569,24 @@
             <w:r>
               <w:rPr>
                 <w:rFonts w:ascii="Times New Roman" w:hAnsi="Times New Roman" w:cs="Times New Roman"/>
-                <w:sz w:val="26"/>
-                <w:szCs w:val="26"/>
+                <w:sz w:val="24"/>
+                <w:szCs w:val="24"/>
               </w:rPr>
               <w:t>col</w:t>
             </w:r>
             <w:r>
               <w:rPr>
                 <w:rFonts w:ascii="Times New Roman" w:hAnsi="Times New Roman" w:cs="Times New Roman"/>
-                <w:sz w:val="26"/>
-                <w:szCs w:val="26"/>
+                <w:sz w:val="24"/>
+                <w:szCs w:val="24"/>
               </w:rPr>
               <w:t>o</w:t>
             </w:r>
             <w:r>
               <w:rPr>
                 <w:rFonts w:ascii="Times New Roman" w:hAnsi="Times New Roman" w:cs="Times New Roman"/>
-                <w:sz w:val="26"/>
-                <w:szCs w:val="26"/>
+                <w:sz w:val="24"/>
+                <w:szCs w:val="24"/>
               </w:rPr>
               <w:t>ur</w:t>
             </w:r>
@@ -3603,8 +3594,8 @@
             <w:r>
               <w:rPr>
                 <w:rFonts w:ascii="Times New Roman" w:hAnsi="Times New Roman" w:cs="Times New Roman"/>
-                <w:sz w:val="26"/>
-                <w:szCs w:val="26"/>
+                <w:sz w:val="24"/>
+                <w:szCs w:val="24"/>
               </w:rPr>
               <w:t xml:space="preserve"> the picture.</w:t>
             </w:r>
@@ -3638,16 +3629,16 @@
               <w:rPr>
                 <w:rFonts w:ascii="Times New Roman" w:hAnsi="Times New Roman" w:cs="Times New Roman"/>
                 <w:b/>
-                <w:sz w:val="26"/>
-                <w:szCs w:val="26"/>
+                <w:sz w:val="24"/>
+                <w:szCs w:val="24"/>
               </w:rPr>
             </w:pPr>
             <w:r>
               <w:rPr>
                 <w:rFonts w:ascii="Times New Roman" w:hAnsi="Times New Roman" w:cs="Times New Roman"/>
                 <w:b/>
-                <w:sz w:val="26"/>
-                <w:szCs w:val="26"/>
+                <w:sz w:val="24"/>
+                <w:szCs w:val="24"/>
               </w:rPr>
               <w:t>Oral</w:t>
             </w:r>
@@ -3655,8 +3646,8 @@
               <w:rPr>
                 <w:rFonts w:ascii="Times New Roman" w:hAnsi="Times New Roman" w:cs="Times New Roman"/>
                 <w:b/>
-                <w:sz w:val="26"/>
-                <w:szCs w:val="26"/>
+                <w:sz w:val="24"/>
+                <w:szCs w:val="24"/>
               </w:rPr>
               <w:t>:</w:t>
             </w:r>
@@ -3692,15 +3683,15 @@
               <w:ind w:left="255" w:hanging="255"/>
               <w:rPr>
                 <w:rFonts w:ascii="Times New Roman" w:hAnsi="Times New Roman" w:cs="Times New Roman"/>
-                <w:sz w:val="26"/>
-                <w:szCs w:val="26"/>
-              </w:rPr>
-            </w:pPr>
-            <w:r>
-              <w:rPr>
-                <w:rFonts w:ascii="Times New Roman" w:hAnsi="Times New Roman" w:cs="Times New Roman"/>
-                <w:sz w:val="26"/>
-                <w:szCs w:val="26"/>
+                <w:sz w:val="24"/>
+                <w:szCs w:val="24"/>
+              </w:rPr>
+            </w:pPr>
+            <w:r>
+              <w:rPr>
+                <w:rFonts w:ascii="Times New Roman" w:hAnsi="Times New Roman" w:cs="Times New Roman"/>
+                <w:sz w:val="24"/>
+                <w:szCs w:val="24"/>
               </w:rPr>
               <w:t>Can say their name.</w:t>
             </w:r>
@@ -3736,15 +3727,15 @@
               <w:ind w:left="255" w:hanging="255"/>
               <w:rPr>
                 <w:rFonts w:ascii="Times New Roman" w:hAnsi="Times New Roman" w:cs="Times New Roman"/>
-                <w:sz w:val="26"/>
-                <w:szCs w:val="26"/>
-              </w:rPr>
-            </w:pPr>
-            <w:r>
-              <w:rPr>
-                <w:rFonts w:ascii="Times New Roman" w:hAnsi="Times New Roman" w:cs="Times New Roman"/>
-                <w:sz w:val="26"/>
-                <w:szCs w:val="26"/>
+                <w:sz w:val="24"/>
+                <w:szCs w:val="24"/>
+              </w:rPr>
+            </w:pPr>
+            <w:r>
+              <w:rPr>
+                <w:rFonts w:ascii="Times New Roman" w:hAnsi="Times New Roman" w:cs="Times New Roman"/>
+                <w:sz w:val="24"/>
+                <w:szCs w:val="24"/>
               </w:rPr>
               <w:t>Can say how are you?</w:t>
             </w:r>
@@ -3780,15 +3771,15 @@
               <w:ind w:left="255" w:hanging="255"/>
               <w:rPr>
                 <w:rFonts w:ascii="Times New Roman" w:hAnsi="Times New Roman" w:cs="Times New Roman"/>
-                <w:sz w:val="26"/>
-                <w:szCs w:val="26"/>
-              </w:rPr>
-            </w:pPr>
-            <w:r>
-              <w:rPr>
-                <w:rFonts w:ascii="Times New Roman" w:hAnsi="Times New Roman" w:cs="Times New Roman"/>
-                <w:sz w:val="26"/>
-                <w:szCs w:val="26"/>
+                <w:sz w:val="24"/>
+                <w:szCs w:val="24"/>
+              </w:rPr>
+            </w:pPr>
+            <w:r>
+              <w:rPr>
+                <w:rFonts w:ascii="Times New Roman" w:hAnsi="Times New Roman" w:cs="Times New Roman"/>
+                <w:sz w:val="24"/>
+                <w:szCs w:val="24"/>
               </w:rPr>
               <w:t>Can say their class teacher’s name.</w:t>
             </w:r>
@@ -3824,31 +3815,31 @@
               <w:ind w:left="255" w:hanging="255"/>
               <w:rPr>
                 <w:rFonts w:ascii="Times New Roman" w:hAnsi="Times New Roman" w:cs="Times New Roman"/>
-                <w:sz w:val="26"/>
-                <w:szCs w:val="26"/>
-              </w:rPr>
-            </w:pPr>
-            <w:r>
-              <w:rPr>
-                <w:rFonts w:ascii="Times New Roman" w:hAnsi="Times New Roman" w:cs="Times New Roman"/>
-                <w:sz w:val="26"/>
-                <w:szCs w:val="26"/>
+                <w:sz w:val="24"/>
+                <w:szCs w:val="24"/>
+              </w:rPr>
+            </w:pPr>
+            <w:r>
+              <w:rPr>
+                <w:rFonts w:ascii="Times New Roman" w:hAnsi="Times New Roman" w:cs="Times New Roman"/>
+                <w:sz w:val="24"/>
+                <w:szCs w:val="24"/>
               </w:rPr>
               <w:t xml:space="preserve">Can say </w:t>
             </w:r>
             <w:r>
               <w:rPr>
                 <w:rFonts w:ascii="Times New Roman" w:hAnsi="Times New Roman" w:cs="Times New Roman"/>
-                <w:sz w:val="26"/>
-                <w:szCs w:val="26"/>
+                <w:sz w:val="24"/>
+                <w:szCs w:val="24"/>
               </w:rPr>
               <w:t>in charge’s</w:t>
             </w:r>
             <w:r>
               <w:rPr>
                 <w:rFonts w:ascii="Times New Roman" w:hAnsi="Times New Roman" w:cs="Times New Roman"/>
-                <w:sz w:val="26"/>
-                <w:szCs w:val="26"/>
+                <w:sz w:val="24"/>
+                <w:szCs w:val="24"/>
               </w:rPr>
               <w:t xml:space="preserve"> name.</w:t>
             </w:r>
@@ -3884,15 +3875,15 @@
               <w:ind w:left="255" w:hanging="255"/>
               <w:rPr>
                 <w:rFonts w:ascii="Times New Roman" w:hAnsi="Times New Roman" w:cs="Times New Roman"/>
-                <w:sz w:val="26"/>
-                <w:szCs w:val="26"/>
-              </w:rPr>
-            </w:pPr>
-            <w:r>
-              <w:rPr>
-                <w:rFonts w:ascii="Times New Roman" w:hAnsi="Times New Roman" w:cs="Times New Roman"/>
-                <w:sz w:val="26"/>
-                <w:szCs w:val="26"/>
+                <w:sz w:val="24"/>
+                <w:szCs w:val="24"/>
+              </w:rPr>
+            </w:pPr>
+            <w:r>
+              <w:rPr>
+                <w:rFonts w:ascii="Times New Roman" w:hAnsi="Times New Roman" w:cs="Times New Roman"/>
+                <w:sz w:val="24"/>
+                <w:szCs w:val="24"/>
               </w:rPr>
               <w:t>Can say principal’s name.</w:t>
             </w:r>
@@ -3928,15 +3919,15 @@
               <w:ind w:left="255" w:right="-124" w:hanging="255"/>
               <w:rPr>
                 <w:rFonts w:ascii="Times New Roman" w:hAnsi="Times New Roman" w:cs="Times New Roman"/>
-                <w:sz w:val="26"/>
-                <w:szCs w:val="26"/>
-              </w:rPr>
-            </w:pPr>
-            <w:r>
-              <w:rPr>
-                <w:rFonts w:ascii="Times New Roman" w:hAnsi="Times New Roman" w:cs="Times New Roman"/>
-                <w:sz w:val="26"/>
-                <w:szCs w:val="26"/>
+                <w:sz w:val="24"/>
+                <w:szCs w:val="24"/>
+              </w:rPr>
+            </w:pPr>
+            <w:r>
+              <w:rPr>
+                <w:rFonts w:ascii="Times New Roman" w:hAnsi="Times New Roman" w:cs="Times New Roman"/>
+                <w:sz w:val="24"/>
+                <w:szCs w:val="24"/>
               </w:rPr>
               <w:t>Can say our national animals name</w:t>
             </w:r>
@@ -3972,15 +3963,15 @@
               <w:ind w:left="255" w:hanging="255"/>
               <w:rPr>
                 <w:rFonts w:ascii="Times New Roman" w:hAnsi="Times New Roman" w:cs="Times New Roman"/>
-                <w:sz w:val="26"/>
-                <w:szCs w:val="26"/>
-              </w:rPr>
-            </w:pPr>
-            <w:r>
-              <w:rPr>
-                <w:rFonts w:ascii="Times New Roman" w:hAnsi="Times New Roman" w:cs="Times New Roman"/>
-                <w:sz w:val="26"/>
-                <w:szCs w:val="26"/>
+                <w:sz w:val="24"/>
+                <w:szCs w:val="24"/>
+              </w:rPr>
+            </w:pPr>
+            <w:r>
+              <w:rPr>
+                <w:rFonts w:ascii="Times New Roman" w:hAnsi="Times New Roman" w:cs="Times New Roman"/>
+                <w:sz w:val="24"/>
+                <w:szCs w:val="24"/>
               </w:rPr>
               <w:t>Can read the given letters.</w:t>
             </w:r>
@@ -4016,15 +4007,15 @@
               <w:ind w:left="255" w:hanging="255"/>
               <w:rPr>
                 <w:rFonts w:ascii="Times New Roman" w:hAnsi="Times New Roman" w:cs="Times New Roman"/>
-                <w:sz w:val="26"/>
-                <w:szCs w:val="26"/>
-              </w:rPr>
-            </w:pPr>
-            <w:r>
-              <w:rPr>
-                <w:rFonts w:ascii="Times New Roman" w:hAnsi="Times New Roman" w:cs="Times New Roman"/>
-                <w:sz w:val="26"/>
-                <w:szCs w:val="26"/>
+                <w:sz w:val="24"/>
+                <w:szCs w:val="24"/>
+              </w:rPr>
+            </w:pPr>
+            <w:r>
+              <w:rPr>
+                <w:rFonts w:ascii="Times New Roman" w:hAnsi="Times New Roman" w:cs="Times New Roman"/>
+                <w:sz w:val="24"/>
+                <w:szCs w:val="24"/>
               </w:rPr>
               <w:t>Can identify the pictures.</w:t>
             </w:r>
@@ -4063,8 +4054,8 @@
           <w:rFonts w:ascii="Times New Roman" w:hAnsi="Times New Roman" w:cs="Times New Roman"/>
           <w:b/>
           <w:caps/>
-          <w:sz w:val="26"/>
-          <w:szCs w:val="26"/>
+          <w:sz w:val="24"/>
+          <w:szCs w:val="24"/>
         </w:rPr>
         <w:t>Language art</w:t>
       </w:r>
@@ -4088,6 +4079,7 @@
         </w:rPr>
         <w:t>-</w:t>
       </w:r>
+      <w:proofErr w:type="gramStart"/>
       <w:r>
         <w:rPr>
           <w:rFonts w:ascii="Preeti" w:hAnsi="Preeti" w:cs="Times New Roman"/>
@@ -4106,6 +4098,7 @@
         <w:t>kfnL</w:t>
       </w:r>
       <w:proofErr w:type="spellEnd"/>
+      <w:proofErr w:type="gramEnd"/>
       <w:r>
         <w:rPr>
           <w:rFonts w:ascii="Preeti" w:hAnsi="Preeti" w:cs="Times New Roman"/>
@@ -4144,6 +4137,7 @@
               </w:rPr>
             </w:pPr>
             <w:proofErr w:type="spellStart"/>
+            <w:proofErr w:type="gramStart"/>
             <w:r>
               <w:rPr>
                 <w:rFonts w:ascii="Preeti" w:hAnsi="Preeti" w:cs="Times New Roman"/>
@@ -4174,6 +4168,7 @@
               <w:t>pknlAwx</w:t>
             </w:r>
             <w:proofErr w:type="spellEnd"/>
+            <w:proofErr w:type="gramEnd"/>
             <w:r>
               <w:rPr>
                 <w:rFonts w:ascii="Preeti" w:hAnsi="Preeti" w:cs="Times New Roman"/>
@@ -4275,14 +4270,6 @@
                 <w:szCs w:val="28"/>
               </w:rPr>
             </w:pPr>
-            <w:r>
-              <w:rPr>
-                <w:rFonts w:ascii="Preeti" w:hAnsi="Preeti" w:cs="Times New Roman"/>
-                <w:sz w:val="28"/>
-                <w:szCs w:val="28"/>
-              </w:rPr>
-              <w:t xml:space="preserve">p:t} </w:t>
-            </w:r>
             <w:proofErr w:type="spellStart"/>
             <w:r>
               <w:rPr>
@@ -4299,16 +4286,17 @@
                 <w:sz w:val="28"/>
                 <w:szCs w:val="28"/>
               </w:rPr>
-              <w:t xml:space="preserve">/;Fu hf]8f </w:t>
+              <w:t>/</w:t>
             </w:r>
             <w:proofErr w:type="spellStart"/>
-            <w:r>
-              <w:rPr>
-                <w:rFonts w:ascii="Preeti" w:hAnsi="Preeti" w:cs="Times New Roman"/>
-                <w:sz w:val="28"/>
-                <w:szCs w:val="28"/>
-              </w:rPr>
-              <w:t>ldnfpg</w:t>
+            <w:proofErr w:type="gramStart"/>
+            <w:r>
+              <w:rPr>
+                <w:rFonts w:ascii="Preeti" w:hAnsi="Preeti" w:cs="Times New Roman"/>
+                <w:sz w:val="28"/>
+                <w:szCs w:val="28"/>
+              </w:rPr>
+              <w:t>nfO</w:t>
             </w:r>
             <w:proofErr w:type="spellEnd"/>
             <w:r>
@@ -4317,8 +4305,63 @@
                 <w:sz w:val="28"/>
                 <w:szCs w:val="28"/>
               </w:rPr>
-              <w:t xml:space="preserve"> ;S5g .</w:t>
-            </w:r>
+              <w:t xml:space="preserve">{ </w:t>
+            </w:r>
+            <w:proofErr w:type="spellStart"/>
+            <w:r>
+              <w:rPr>
+                <w:rFonts w:ascii="Preeti" w:hAnsi="Preeti" w:cs="Times New Roman"/>
+                <w:sz w:val="28"/>
+                <w:szCs w:val="28"/>
+              </w:rPr>
+              <w:t>qmd</w:t>
+            </w:r>
+            <w:proofErr w:type="gramEnd"/>
+            <w:r>
+              <w:rPr>
+                <w:rFonts w:ascii="Preeti" w:hAnsi="Preeti" w:cs="Times New Roman"/>
+                <w:sz w:val="28"/>
+                <w:szCs w:val="28"/>
+              </w:rPr>
+              <w:t>;Fu</w:t>
+            </w:r>
+            <w:proofErr w:type="spellEnd"/>
+            <w:r>
+              <w:rPr>
+                <w:rFonts w:ascii="Preeti" w:hAnsi="Preeti" w:cs="Times New Roman"/>
+                <w:sz w:val="28"/>
+                <w:szCs w:val="28"/>
+              </w:rPr>
+              <w:t xml:space="preserve"> hf]8\</w:t>
+            </w:r>
+            <w:proofErr w:type="gramStart"/>
+            <w:r>
+              <w:rPr>
+                <w:rFonts w:ascii="Preeti" w:hAnsi="Preeti" w:cs="Times New Roman"/>
+                <w:sz w:val="28"/>
+                <w:szCs w:val="28"/>
+              </w:rPr>
+              <w:t>g ;S</w:t>
+            </w:r>
+            <w:proofErr w:type="gramEnd"/>
+            <w:r>
+              <w:rPr>
+                <w:rFonts w:ascii="Preeti" w:hAnsi="Preeti" w:cs="Times New Roman"/>
+                <w:sz w:val="28"/>
+                <w:szCs w:val="28"/>
+              </w:rPr>
+              <w:t>5g</w:t>
+            </w:r>
+            <w:proofErr w:type="gramStart"/>
+            <w:r>
+              <w:rPr>
+                <w:rFonts w:ascii="Preeti" w:hAnsi="Preeti" w:cs="Times New Roman"/>
+                <w:sz w:val="28"/>
+                <w:szCs w:val="28"/>
+              </w:rPr>
+              <w:t>\ .</w:t>
+            </w:r>
+            <w:proofErr w:type="gramEnd"/>
           </w:p>
         </w:tc>
         <w:tc>
@@ -4355,38 +4398,6 @@
                 <w:szCs w:val="28"/>
               </w:rPr>
             </w:pPr>
-            <w:r>
-              <w:rPr>
-                <w:rFonts w:ascii="Times New Roman" w:hAnsi="Times New Roman" w:cs="Times New Roman"/>
-                <w:sz w:val="28"/>
-                <w:szCs w:val="28"/>
-              </w:rPr>
-              <w:t>“</w:t>
-            </w:r>
-            <w:r>
-              <w:rPr>
-                <w:rFonts w:ascii="Preeti" w:hAnsi="Preeti" w:cs="Times New Roman"/>
-                <w:sz w:val="28"/>
-                <w:szCs w:val="28"/>
-              </w:rPr>
-              <w:t>k</w:t>
-            </w:r>
-            <w:r>
-              <w:rPr>
-                <w:rFonts w:ascii="Times New Roman" w:hAnsi="Times New Roman" w:cs="Times New Roman"/>
-                <w:sz w:val="28"/>
-                <w:szCs w:val="28"/>
-              </w:rPr>
-              <w:t xml:space="preserve">” </w:t>
-            </w:r>
-            <w:r>
-              <w:rPr>
-                <w:rFonts w:ascii="Preeti" w:hAnsi="Preeti" w:cs="Times New Roman"/>
-                <w:sz w:val="28"/>
-                <w:szCs w:val="28"/>
-              </w:rPr>
-              <w:t>b]</w:t>
-            </w:r>
             <w:proofErr w:type="spellStart"/>
             <w:r>
               <w:rPr>
@@ -4394,49 +4405,81 @@
                 <w:sz w:val="28"/>
                 <w:szCs w:val="28"/>
               </w:rPr>
-              <w:t>vL</w:t>
+              <w:t>lrqsf</w:t>
             </w:r>
             <w:proofErr w:type="spellEnd"/>
             <w:r>
               <w:rPr>
-                <w:rFonts w:ascii="Times New Roman" w:hAnsi="Times New Roman" w:cs="Times New Roman"/>
-                <w:sz w:val="28"/>
-                <w:szCs w:val="28"/>
-              </w:rPr>
-              <w:t xml:space="preserve"> “ </w:t>
-            </w:r>
-            <w:r>
-              <w:rPr>
-                <w:rFonts w:ascii="Preeti" w:hAnsi="Preeti" w:cs="Times New Roman"/>
-                <w:sz w:val="28"/>
-                <w:szCs w:val="28"/>
-              </w:rPr>
-              <w:t>n</w:t>
-            </w:r>
-            <w:r>
-              <w:rPr>
-                <w:rFonts w:ascii="Times New Roman" w:hAnsi="Times New Roman" w:cs="Times New Roman"/>
-                <w:sz w:val="28"/>
-                <w:szCs w:val="28"/>
-              </w:rPr>
-              <w:t>”</w:t>
-            </w:r>
-            <w:r>
-              <w:rPr>
-                <w:rFonts w:ascii="Times New Roman" w:hAnsi="Times New Roman" w:cs="Times New Roman"/>
-                <w:sz w:val="28"/>
-                <w:szCs w:val="28"/>
-              </w:rPr>
-              <w:t xml:space="preserve"> </w:t>
-            </w:r>
-            <w:r>
-              <w:rPr>
-                <w:rFonts w:ascii="Preeti" w:hAnsi="Preeti" w:cs="Times New Roman"/>
-                <w:sz w:val="28"/>
-                <w:szCs w:val="28"/>
-              </w:rPr>
-              <w:t>;Dd n]Vg ;S5g\ .</w:t>
-            </w:r>
+                <w:rFonts w:ascii="Preeti" w:hAnsi="Preeti" w:cs="Times New Roman"/>
+                <w:sz w:val="28"/>
+                <w:szCs w:val="28"/>
+              </w:rPr>
+              <w:t xml:space="preserve">] </w:t>
+            </w:r>
+            <w:proofErr w:type="spellStart"/>
+            <w:r>
+              <w:rPr>
+                <w:rFonts w:ascii="Preeti" w:hAnsi="Preeti" w:cs="Times New Roman"/>
+                <w:sz w:val="28"/>
+                <w:szCs w:val="28"/>
+              </w:rPr>
+              <w:t>klxnf</w:t>
+            </w:r>
+            <w:proofErr w:type="spellEnd"/>
+            <w:r>
+              <w:rPr>
+                <w:rFonts w:ascii="Preeti" w:hAnsi="Preeti" w:cs="Times New Roman"/>
+                <w:sz w:val="28"/>
+                <w:szCs w:val="28"/>
+              </w:rPr>
+              <w:t xml:space="preserve">] </w:t>
+            </w:r>
+            <w:proofErr w:type="spellStart"/>
+            <w:r>
+              <w:rPr>
+                <w:rFonts w:ascii="Preeti" w:hAnsi="Preeti" w:cs="Times New Roman"/>
+                <w:sz w:val="28"/>
+                <w:szCs w:val="28"/>
+              </w:rPr>
+              <w:t>cIf</w:t>
+            </w:r>
+            <w:proofErr w:type="spellEnd"/>
+            <w:r>
+              <w:rPr>
+                <w:rFonts w:ascii="Preeti" w:hAnsi="Preeti" w:cs="Times New Roman"/>
+                <w:sz w:val="28"/>
+                <w:szCs w:val="28"/>
+              </w:rPr>
+              <w:t xml:space="preserve">/ </w:t>
+            </w:r>
+            <w:proofErr w:type="gramStart"/>
+            <w:r>
+              <w:rPr>
+                <w:rFonts w:ascii="Preeti" w:hAnsi="Preeti" w:cs="Times New Roman"/>
+                <w:sz w:val="28"/>
+                <w:szCs w:val="28"/>
+              </w:rPr>
+              <w:t>n]Vg ;S</w:t>
+            </w:r>
+            <w:proofErr w:type="gramEnd"/>
+            <w:r>
+              <w:rPr>
+                <w:rFonts w:ascii="Preeti" w:hAnsi="Preeti" w:cs="Times New Roman"/>
+                <w:sz w:val="28"/>
+                <w:szCs w:val="28"/>
+              </w:rPr>
+              <w:t>5g</w:t>
+            </w:r>
+            <w:proofErr w:type="gramStart"/>
+            <w:r>
+              <w:rPr>
+                <w:rFonts w:ascii="Preeti" w:hAnsi="Preeti" w:cs="Times New Roman"/>
+                <w:sz w:val="28"/>
+                <w:szCs w:val="28"/>
+              </w:rPr>
+              <w:t>\ .</w:t>
+            </w:r>
+            <w:proofErr w:type="gramEnd"/>
           </w:p>
         </w:tc>
         <w:tc>
@@ -4475,104 +4518,11 @@
             </w:pPr>
             <w:r>
               <w:rPr>
-                <w:rFonts w:ascii="Times New Roman" w:hAnsi="Times New Roman" w:cs="Times New Roman"/>
-                <w:noProof/>
-                <w:sz w:val="28"/>
-                <w:szCs w:val="28"/>
-              </w:rPr>
-              <mc:AlternateContent>
-                <mc:Choice Requires="wps">
-                  <w:drawing>
-                    <wp:anchor distT="0" distB="0" distL="114300" distR="114300" simplePos="0" relativeHeight="251665920" behindDoc="0" locked="0" layoutInCell="1" allowOverlap="1" wp14:anchorId="5388CD97" wp14:editId="7EE09B7B">
-                      <wp:simplePos x="0" y="0"/>
-                      <wp:positionH relativeFrom="column">
-                        <wp:posOffset>1279636</wp:posOffset>
-                      </wp:positionH>
-                      <wp:positionV relativeFrom="paragraph">
-                        <wp:posOffset>83820</wp:posOffset>
-                      </wp:positionV>
-                      <wp:extent cx="86673" cy="86673"/>
-                      <wp:effectExtent l="0" t="0" r="27940" b="27940"/>
-                      <wp:wrapNone/>
-                      <wp:docPr id="451499423" name="Oval 29"/>
-                      <wp:cNvGraphicFramePr/>
-                      <a:graphic xmlns:a="http://schemas.openxmlformats.org/drawingml/2006/main">
-                        <a:graphicData uri="http://schemas.microsoft.com/office/word/2010/wordprocessingShape">
-                          <wps:wsp>
-                            <wps:cNvSpPr/>
-                            <wps:spPr>
-                              <a:xfrm>
-                                <a:off x="0" y="0"/>
-                                <a:ext cx="86673" cy="86673"/>
-                              </a:xfrm>
-                              <a:prstGeom prst="ellipse">
-                                <a:avLst/>
-                              </a:prstGeom>
-                              <a:noFill/>
-                              <a:ln w="3175">
-                                <a:solidFill>
-                                  <a:schemeClr val="tx1"/>
-                                </a:solidFill>
-                              </a:ln>
-                            </wps:spPr>
-                            <wps:style>
-                              <a:lnRef idx="2">
-                                <a:schemeClr val="accent1">
-                                  <a:shade val="15000"/>
-                                </a:schemeClr>
-                              </a:lnRef>
-                              <a:fillRef idx="1">
-                                <a:schemeClr val="accent1"/>
-                              </a:fillRef>
-                              <a:effectRef idx="0">
-                                <a:schemeClr val="accent1"/>
-                              </a:effectRef>
-                              <a:fontRef idx="minor">
-                                <a:schemeClr val="lt1"/>
-                              </a:fontRef>
-                            </wps:style>
-                            <wps:bodyPr rot="0" spcFirstLastPara="0" vertOverflow="overflow" horzOverflow="overflow" vert="horz" wrap="square" lIns="91440" tIns="45720" rIns="91440" bIns="45720" numCol="1" spcCol="0" rtlCol="0" fromWordArt="0" anchor="ctr" anchorCtr="0" forceAA="0" compatLnSpc="1">
-                              <a:prstTxWarp prst="textNoShape">
-                                <a:avLst/>
-                              </a:prstTxWarp>
-                              <a:noAutofit/>
-                            </wps:bodyPr>
-                          </wps:wsp>
-                        </a:graphicData>
-                      </a:graphic>
-                    </wp:anchor>
-                  </w:drawing>
-                </mc:Choice>
-                <mc:Fallback>
-                  <w:pict>
-                    <v:oval w14:anchorId="159DD6A2" id="Oval 29" o:spid="_x0000_s1026" style="position:absolute;margin-left:100.75pt;margin-top:6.6pt;width:6.8pt;height:6.8pt;z-index:251665920;visibility:visible;mso-wrap-style:square;mso-wrap-distance-left:9pt;mso-wrap-distance-top:0;mso-wrap-distance-right:9pt;mso-wrap-distance-bottom:0;mso-position-horizontal:absolute;mso-position-horizontal-relative:text;mso-position-vertical:absolute;mso-position-vertical-relative:text;v-text-anchor:middle" o:gfxdata="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" filled="f" strokecolor="black [3213]" strokeweight=".25pt"/>
-                  </w:pict>
-                </mc:Fallback>
-              </mc:AlternateContent>
-            </w:r>
-            <w:r>
-              <w:rPr>
-                <w:rFonts w:ascii="Times New Roman" w:hAnsi="Times New Roman" w:cs="Times New Roman"/>
-                <w:sz w:val="28"/>
-                <w:szCs w:val="28"/>
-              </w:rPr>
-              <w:t>“</w:t>
-            </w:r>
-            <w:r>
-              <w:rPr>
-                <w:rFonts w:ascii="Preeti" w:hAnsi="Preeti" w:cs="Times New Roman"/>
-                <w:sz w:val="28"/>
-                <w:szCs w:val="28"/>
-              </w:rPr>
-              <w:t>km</w:t>
-            </w:r>
-            <w:r>
-              <w:rPr>
-                <w:rFonts w:ascii="Times New Roman" w:hAnsi="Times New Roman" w:cs="Times New Roman"/>
-                <w:sz w:val="28"/>
-                <w:szCs w:val="28"/>
-              </w:rPr>
-              <w:t xml:space="preserve">” </w:t>
+                <w:rFonts w:ascii="Preeti" w:hAnsi="Preeti" w:cs="Times New Roman"/>
+                <w:sz w:val="28"/>
+                <w:szCs w:val="28"/>
+              </w:rPr>
+              <w:t xml:space="preserve">p:t} </w:t>
             </w:r>
             <w:proofErr w:type="spellStart"/>
             <w:r>
@@ -4593,13 +4543,14 @@
               <w:t>/</w:t>
             </w:r>
             <w:proofErr w:type="spellStart"/>
-            <w:r>
-              <w:rPr>
-                <w:rFonts w:ascii="Preeti" w:hAnsi="Preeti" w:cs="Times New Roman"/>
-                <w:sz w:val="28"/>
-                <w:szCs w:val="28"/>
-              </w:rPr>
-              <w:t>df</w:t>
+            <w:proofErr w:type="gramStart"/>
+            <w:r>
+              <w:rPr>
+                <w:rFonts w:ascii="Preeti" w:hAnsi="Preeti" w:cs="Times New Roman"/>
+                <w:sz w:val="28"/>
+                <w:szCs w:val="28"/>
+              </w:rPr>
+              <w:t>nfO</w:t>
             </w:r>
             <w:proofErr w:type="spellEnd"/>
             <w:r>
@@ -4608,7 +4559,7 @@
                 <w:sz w:val="28"/>
                 <w:szCs w:val="28"/>
               </w:rPr>
-              <w:t xml:space="preserve"> </w:t>
+              <w:t>{ ;</w:t>
             </w:r>
             <w:proofErr w:type="spellStart"/>
             <w:r>
@@ -4617,7 +4568,7 @@
                 <w:sz w:val="28"/>
                 <w:szCs w:val="28"/>
               </w:rPr>
-              <w:t>uf</w:t>
+              <w:t>fg</w:t>
             </w:r>
             <w:proofErr w:type="spellEnd"/>
             <w:r>
@@ -4626,68 +4577,27 @@
                 <w:sz w:val="28"/>
                 <w:szCs w:val="28"/>
               </w:rPr>
-              <w:t>]</w:t>
-            </w:r>
-            <w:proofErr w:type="spellStart"/>
-            <w:r>
-              <w:rPr>
-                <w:rFonts w:ascii="Preeti" w:hAnsi="Preeti" w:cs="Times New Roman"/>
-                <w:sz w:val="28"/>
-                <w:szCs w:val="28"/>
-              </w:rPr>
-              <w:t>nf</w:t>
-            </w:r>
-            <w:proofErr w:type="spellEnd"/>
-            <w:r>
-              <w:rPr>
-                <w:rFonts w:ascii="Preeti" w:hAnsi="Preeti" w:cs="Times New Roman"/>
-                <w:sz w:val="28"/>
-                <w:szCs w:val="28"/>
-              </w:rPr>
-              <w:t>]</w:t>
-            </w:r>
-            <w:r>
-              <w:rPr>
-                <w:rFonts w:ascii="Preeti" w:hAnsi="Preeti" w:cs="Times New Roman"/>
-                <w:sz w:val="28"/>
-                <w:szCs w:val="28"/>
-              </w:rPr>
-              <w:t xml:space="preserve"> -  _</w:t>
-            </w:r>
-            <w:r>
-              <w:rPr>
-                <w:rFonts w:ascii="Preeti" w:hAnsi="Preeti" w:cs="Times New Roman"/>
-                <w:sz w:val="28"/>
-                <w:szCs w:val="28"/>
-              </w:rPr>
-              <w:t xml:space="preserve"> </w:t>
-            </w:r>
-            <w:r>
-              <w:rPr>
-                <w:rFonts w:ascii="Preeti" w:hAnsi="Preeti" w:cs="Times New Roman"/>
-                <w:sz w:val="28"/>
-                <w:szCs w:val="28"/>
-              </w:rPr>
-              <w:t xml:space="preserve">3]/f </w:t>
-            </w:r>
-            <w:proofErr w:type="spellStart"/>
-            <w:r>
-              <w:rPr>
-                <w:rFonts w:ascii="Preeti" w:hAnsi="Preeti" w:cs="Times New Roman"/>
-                <w:sz w:val="28"/>
-                <w:szCs w:val="28"/>
-              </w:rPr>
-              <w:t>nufpg</w:t>
-            </w:r>
-            <w:proofErr w:type="spellEnd"/>
-            <w:r>
-              <w:rPr>
-                <w:rFonts w:ascii="Preeti" w:hAnsi="Preeti" w:cs="Times New Roman"/>
-                <w:sz w:val="28"/>
-                <w:szCs w:val="28"/>
-              </w:rPr>
-              <w:t xml:space="preserve"> ;S5g\ .</w:t>
-            </w:r>
+              <w:t>{ ;</w:t>
+            </w:r>
+            <w:proofErr w:type="gramEnd"/>
+            <w:r>
+              <w:rPr>
+                <w:rFonts w:ascii="Preeti" w:hAnsi="Preeti" w:cs="Times New Roman"/>
+                <w:sz w:val="28"/>
+                <w:szCs w:val="28"/>
+              </w:rPr>
+              <w:t>S5g</w:t>
+            </w:r>
+            <w:proofErr w:type="gramStart"/>
+            <w:r>
+              <w:rPr>
+                <w:rFonts w:ascii="Preeti" w:hAnsi="Preeti" w:cs="Times New Roman"/>
+                <w:sz w:val="28"/>
+                <w:szCs w:val="28"/>
+              </w:rPr>
+              <w:t>\ .</w:t>
+            </w:r>
+            <w:proofErr w:type="gramEnd"/>
           </w:p>
         </w:tc>
         <w:tc>
@@ -4731,15 +4641,7 @@
                 <w:sz w:val="28"/>
                 <w:szCs w:val="28"/>
               </w:rPr>
-              <w:t>l</w:t>
-            </w:r>
-            <w:r>
-              <w:rPr>
-                <w:rFonts w:ascii="Preeti" w:hAnsi="Preeti" w:cs="Times New Roman"/>
-                <w:sz w:val="28"/>
-                <w:szCs w:val="28"/>
-              </w:rPr>
-              <w:t>rq</w:t>
+              <w:t>lrq</w:t>
             </w:r>
             <w:proofErr w:type="spellEnd"/>
             <w:r>
@@ -4766,15 +4668,7 @@
                 <w:sz w:val="28"/>
                 <w:szCs w:val="28"/>
               </w:rPr>
-              <w:t>/sf</w:t>
-            </w:r>
-            <w:r>
-              <w:rPr>
-                <w:rFonts w:ascii="Preeti" w:hAnsi="Preeti" w:cs="Times New Roman"/>
-                <w:sz w:val="28"/>
-                <w:szCs w:val="28"/>
-              </w:rPr>
-              <w:t xml:space="preserve"> </w:t>
+              <w:t xml:space="preserve">/sf </w:t>
             </w:r>
             <w:proofErr w:type="spellStart"/>
             <w:r>
@@ -4795,6 +4689,7 @@
               <w:t xml:space="preserve"> hf]8f </w:t>
             </w:r>
             <w:proofErr w:type="spellStart"/>
+            <w:proofErr w:type="gramStart"/>
             <w:r>
               <w:rPr>
                 <w:rFonts w:ascii="Preeti" w:hAnsi="Preeti" w:cs="Times New Roman"/>
@@ -4810,8 +4705,27 @@
                 <w:sz w:val="28"/>
                 <w:szCs w:val="28"/>
               </w:rPr>
-              <w:t xml:space="preserve"> ;S5g\ .</w:t>
-            </w:r>
+              <w:t xml:space="preserve"> ;S</w:t>
+            </w:r>
+            <w:proofErr w:type="gramEnd"/>
+            <w:r>
+              <w:rPr>
+                <w:rFonts w:ascii="Preeti" w:hAnsi="Preeti" w:cs="Times New Roman"/>
+                <w:sz w:val="28"/>
+                <w:szCs w:val="28"/>
+              </w:rPr>
+              <w:t>5g</w:t>
+            </w:r>
+            <w:proofErr w:type="gramStart"/>
+            <w:r>
+              <w:rPr>
+                <w:rFonts w:ascii="Preeti" w:hAnsi="Preeti" w:cs="Times New Roman"/>
+                <w:sz w:val="28"/>
+                <w:szCs w:val="28"/>
+              </w:rPr>
+              <w:t>\ .</w:t>
+            </w:r>
+            <w:proofErr w:type="gramEnd"/>
           </w:p>
         </w:tc>
         <w:tc>
@@ -4854,7 +4768,7 @@
                 <w:sz w:val="28"/>
                 <w:szCs w:val="28"/>
               </w:rPr>
-              <w:t xml:space="preserve">p:t} </w:t>
+              <w:t xml:space="preserve">r </w:t>
             </w:r>
             <w:proofErr w:type="spellStart"/>
             <w:r>
@@ -4881,7 +4795,7 @@
                 <w:sz w:val="28"/>
                 <w:szCs w:val="28"/>
               </w:rPr>
-              <w:t>nfO</w:t>
+              <w:t>df</w:t>
             </w:r>
             <w:proofErr w:type="spellEnd"/>
             <w:r>
@@ -4890,7 +4804,7 @@
                 <w:sz w:val="28"/>
                 <w:szCs w:val="28"/>
               </w:rPr>
-              <w:t>{ ;</w:t>
+              <w:t xml:space="preserve"> </w:t>
             </w:r>
             <w:proofErr w:type="spellStart"/>
             <w:r>
@@ -4899,7 +4813,7 @@
                 <w:sz w:val="28"/>
                 <w:szCs w:val="28"/>
               </w:rPr>
-              <w:t>fg</w:t>
+              <w:t>uf</w:t>
             </w:r>
             <w:proofErr w:type="spellEnd"/>
             <w:r>
@@ -4908,8 +4822,82 @@
                 <w:sz w:val="28"/>
                 <w:szCs w:val="28"/>
               </w:rPr>
-              <w:t>{ ;S5g\ .</w:t>
-            </w:r>
+              <w:t>]</w:t>
+            </w:r>
+            <w:proofErr w:type="spellStart"/>
+            <w:r>
+              <w:rPr>
+                <w:rFonts w:ascii="Preeti" w:hAnsi="Preeti" w:cs="Times New Roman"/>
+                <w:sz w:val="28"/>
+                <w:szCs w:val="28"/>
+              </w:rPr>
+              <w:t>nf</w:t>
+            </w:r>
+            <w:proofErr w:type="spellEnd"/>
+            <w:r>
+              <w:rPr>
+                <w:rFonts w:ascii="Preeti" w:hAnsi="Preeti" w:cs="Times New Roman"/>
+                <w:sz w:val="28"/>
+                <w:szCs w:val="28"/>
+              </w:rPr>
+              <w:t xml:space="preserve">] </w:t>
+            </w:r>
+            <w:proofErr w:type="gramStart"/>
+            <w:r>
+              <w:rPr>
+                <w:rFonts w:ascii="Preeti" w:hAnsi="Preeti" w:cs="Times New Roman"/>
+                <w:sz w:val="28"/>
+                <w:szCs w:val="28"/>
+              </w:rPr>
+              <w:t>-)_</w:t>
+            </w:r>
+            <w:proofErr w:type="gramEnd"/>
+            <w:r>
+              <w:rPr>
+                <w:rFonts w:ascii="Preeti" w:hAnsi="Preeti" w:cs="Times New Roman"/>
+                <w:sz w:val="28"/>
+                <w:szCs w:val="28"/>
+              </w:rPr>
+              <w:t xml:space="preserve"> 3]/f </w:t>
+            </w:r>
+            <w:proofErr w:type="spellStart"/>
+            <w:proofErr w:type="gramStart"/>
+            <w:r>
+              <w:rPr>
+                <w:rFonts w:ascii="Preeti" w:hAnsi="Preeti" w:cs="Times New Roman"/>
+                <w:sz w:val="28"/>
+                <w:szCs w:val="28"/>
+              </w:rPr>
+              <w:t>nufpg</w:t>
+            </w:r>
+            <w:proofErr w:type="spellEnd"/>
+            <w:r>
+              <w:rPr>
+                <w:rFonts w:ascii="Preeti" w:hAnsi="Preeti" w:cs="Times New Roman"/>
+                <w:sz w:val="28"/>
+                <w:szCs w:val="28"/>
+              </w:rPr>
+              <w:t xml:space="preserve"> ;S</w:t>
+            </w:r>
+            <w:proofErr w:type="gramEnd"/>
+            <w:r>
+              <w:rPr>
+                <w:rFonts w:ascii="Preeti" w:hAnsi="Preeti" w:cs="Times New Roman"/>
+                <w:sz w:val="28"/>
+                <w:szCs w:val="28"/>
+              </w:rPr>
+              <w:t>5g</w:t>
+            </w:r>
+            <w:proofErr w:type="gramStart"/>
+            <w:r>
+              <w:rPr>
+                <w:rFonts w:ascii="Preeti" w:hAnsi="Preeti" w:cs="Times New Roman"/>
+                <w:sz w:val="28"/>
+                <w:szCs w:val="28"/>
+              </w:rPr>
+              <w:t>\ .</w:t>
+            </w:r>
+            <w:proofErr w:type="gramEnd"/>
           </w:p>
         </w:tc>
         <w:tc>
@@ -4962,17 +4950,10 @@
                 <w:sz w:val="28"/>
                 <w:szCs w:val="28"/>
               </w:rPr>
-              <w:t xml:space="preserve"> </w:t>
-            </w:r>
-            <w:r>
-              <w:rPr>
-                <w:rFonts w:ascii="Preeti" w:hAnsi="Preeti" w:cs="Times New Roman"/>
-                <w:sz w:val="28"/>
-                <w:szCs w:val="28"/>
-              </w:rPr>
-              <w:t xml:space="preserve">7fFp </w:t>
+              <w:t xml:space="preserve"> 7fpF </w:t>
             </w:r>
             <w:proofErr w:type="spellStart"/>
+            <w:proofErr w:type="gramStart"/>
             <w:r>
               <w:rPr>
                 <w:rFonts w:ascii="Preeti" w:hAnsi="Preeti" w:cs="Times New Roman"/>
@@ -4988,8 +4969,27 @@
                 <w:sz w:val="28"/>
                 <w:szCs w:val="28"/>
               </w:rPr>
-              <w:t>{ ;S5g\ .</w:t>
-            </w:r>
+              <w:t>{ ;</w:t>
+            </w:r>
+            <w:proofErr w:type="gramEnd"/>
+            <w:r>
+              <w:rPr>
+                <w:rFonts w:ascii="Preeti" w:hAnsi="Preeti" w:cs="Times New Roman"/>
+                <w:sz w:val="28"/>
+                <w:szCs w:val="28"/>
+              </w:rPr>
+              <w:t>S5g</w:t>
+            </w:r>
+            <w:proofErr w:type="gramStart"/>
+            <w:r>
+              <w:rPr>
+                <w:rFonts w:ascii="Preeti" w:hAnsi="Preeti" w:cs="Times New Roman"/>
+                <w:sz w:val="28"/>
+                <w:szCs w:val="28"/>
+              </w:rPr>
+              <w:t>\ .</w:t>
+            </w:r>
+            <w:proofErr w:type="gramEnd"/>
           </w:p>
         </w:tc>
         <w:tc>
@@ -5026,32 +5026,43 @@
                 <w:szCs w:val="28"/>
               </w:rPr>
             </w:pPr>
+            <w:r>
+              <w:rPr>
+                <w:rFonts w:ascii="Preeti" w:hAnsi="Preeti" w:cs="Times New Roman"/>
+                <w:sz w:val="28"/>
+                <w:szCs w:val="28"/>
+              </w:rPr>
+              <w:t xml:space="preserve">p:t} </w:t>
+            </w:r>
             <w:proofErr w:type="spellStart"/>
-            <w:r>
-              <w:rPr>
-                <w:rFonts w:ascii="Preeti" w:hAnsi="Preeti" w:cs="Times New Roman"/>
-                <w:sz w:val="28"/>
-                <w:szCs w:val="28"/>
-              </w:rPr>
-              <w:t>lrq</w:t>
+            <w:proofErr w:type="gramStart"/>
+            <w:r>
+              <w:rPr>
+                <w:rFonts w:ascii="Preeti" w:hAnsi="Preeti" w:cs="Times New Roman"/>
+                <w:sz w:val="28"/>
+                <w:szCs w:val="28"/>
+              </w:rPr>
+              <w:t>zAb;Fu</w:t>
             </w:r>
             <w:proofErr w:type="spellEnd"/>
-            <w:r>
-              <w:rPr>
-                <w:rFonts w:ascii="Preeti" w:hAnsi="Preeti" w:cs="Times New Roman"/>
-                <w:sz w:val="28"/>
-                <w:szCs w:val="28"/>
-              </w:rPr>
-              <w:t xml:space="preserve"> x]/L </w:t>
+            <w:proofErr w:type="gramEnd"/>
+            <w:r>
+              <w:rPr>
+                <w:rFonts w:ascii="Preeti" w:hAnsi="Preeti" w:cs="Times New Roman"/>
+                <w:sz w:val="28"/>
+                <w:szCs w:val="28"/>
+              </w:rPr>
+              <w:t xml:space="preserve"> hf]8f </w:t>
             </w:r>
             <w:proofErr w:type="spellStart"/>
-            <w:r>
-              <w:rPr>
-                <w:rFonts w:ascii="Preeti" w:hAnsi="Preeti" w:cs="Times New Roman"/>
-                <w:sz w:val="28"/>
-                <w:szCs w:val="28"/>
-              </w:rPr>
-              <w:t>klxnf</w:t>
+            <w:proofErr w:type="gramStart"/>
+            <w:r>
+              <w:rPr>
+                <w:rFonts w:ascii="Preeti" w:hAnsi="Preeti" w:cs="Times New Roman"/>
+                <w:sz w:val="28"/>
+                <w:szCs w:val="28"/>
+              </w:rPr>
+              <w:t>ldnfpg</w:t>
             </w:r>
             <w:proofErr w:type="spellEnd"/>
             <w:r>
@@ -5060,26 +5071,27 @@
                 <w:sz w:val="28"/>
                 <w:szCs w:val="28"/>
               </w:rPr>
-              <w:t xml:space="preserve">] </w:t>
-            </w:r>
-            <w:proofErr w:type="spellStart"/>
-            <w:r>
-              <w:rPr>
-                <w:rFonts w:ascii="Preeti" w:hAnsi="Preeti" w:cs="Times New Roman"/>
-                <w:sz w:val="28"/>
-                <w:szCs w:val="28"/>
-              </w:rPr>
-              <w:t>cIf</w:t>
-            </w:r>
-            <w:proofErr w:type="spellEnd"/>
-            <w:r>
-              <w:rPr>
-                <w:rFonts w:ascii="Preeti" w:hAnsi="Preeti" w:cs="Times New Roman"/>
-                <w:sz w:val="28"/>
-                <w:szCs w:val="28"/>
-              </w:rPr>
-              <w:t>/ n]Vg ;S5g\ .</w:t>
-            </w:r>
+              <w:t xml:space="preserve"> ;S</w:t>
+            </w:r>
+            <w:proofErr w:type="gramEnd"/>
+            <w:r>
+              <w:rPr>
+                <w:rFonts w:ascii="Preeti" w:hAnsi="Preeti" w:cs="Times New Roman"/>
+                <w:sz w:val="28"/>
+                <w:szCs w:val="28"/>
+              </w:rPr>
+              <w:t>5g</w:t>
+            </w:r>
+            <w:proofErr w:type="gramStart"/>
+            <w:r>
+              <w:rPr>
+                <w:rFonts w:ascii="Preeti" w:hAnsi="Preeti" w:cs="Times New Roman"/>
+                <w:sz w:val="28"/>
+                <w:szCs w:val="28"/>
+              </w:rPr>
+              <w:t>\ .</w:t>
+            </w:r>
+            <w:proofErr w:type="gramEnd"/>
           </w:p>
         </w:tc>
         <w:tc>
@@ -5119,7 +5131,149 @@
                 <w:szCs w:val="28"/>
               </w:rPr>
             </w:pPr>
+            <w:r>
+              <w:rPr>
+                <w:rFonts w:ascii="Preeti" w:hAnsi="Preeti" w:cs="Times New Roman"/>
+                <w:sz w:val="28"/>
+                <w:szCs w:val="28"/>
+              </w:rPr>
+              <w:t>p:t</w:t>
+            </w:r>
+            <w:proofErr w:type="gramStart"/>
+            <w:r>
+              <w:rPr>
+                <w:rFonts w:ascii="Preeti" w:hAnsi="Preeti" w:cs="Times New Roman"/>
+                <w:sz w:val="28"/>
+                <w:szCs w:val="28"/>
+              </w:rPr>
+              <w:t>} ;Ab</w:t>
+            </w:r>
+            <w:proofErr w:type="gramEnd"/>
+            <w:r>
+              <w:rPr>
+                <w:rFonts w:ascii="Preeti" w:hAnsi="Preeti" w:cs="Times New Roman"/>
+                <w:sz w:val="28"/>
+                <w:szCs w:val="28"/>
+              </w:rPr>
+              <w:t xml:space="preserve"> </w:t>
+            </w:r>
             <w:proofErr w:type="spellStart"/>
+            <w:proofErr w:type="gramStart"/>
+            <w:r>
+              <w:rPr>
+                <w:rFonts w:ascii="Preeti" w:hAnsi="Preeti" w:cs="Times New Roman"/>
+                <w:sz w:val="28"/>
+                <w:szCs w:val="28"/>
+              </w:rPr>
+              <w:t>zAbnfO</w:t>
+            </w:r>
+            <w:proofErr w:type="spellEnd"/>
+            <w:r>
+              <w:rPr>
+                <w:rFonts w:ascii="Preeti" w:hAnsi="Preeti" w:cs="Times New Roman"/>
+                <w:sz w:val="28"/>
+                <w:szCs w:val="28"/>
+              </w:rPr>
+              <w:t>{ ;</w:t>
+            </w:r>
+            <w:proofErr w:type="spellStart"/>
+            <w:r>
+              <w:rPr>
+                <w:rFonts w:ascii="Preeti" w:hAnsi="Preeti" w:cs="Times New Roman"/>
+                <w:sz w:val="28"/>
+                <w:szCs w:val="28"/>
+              </w:rPr>
+              <w:t>fg</w:t>
+            </w:r>
+            <w:proofErr w:type="spellEnd"/>
+            <w:r>
+              <w:rPr>
+                <w:rFonts w:ascii="Preeti" w:hAnsi="Preeti" w:cs="Times New Roman"/>
+                <w:sz w:val="28"/>
+                <w:szCs w:val="28"/>
+              </w:rPr>
+              <w:t>{ ;</w:t>
+            </w:r>
+            <w:proofErr w:type="gramEnd"/>
+            <w:r>
+              <w:rPr>
+                <w:rFonts w:ascii="Preeti" w:hAnsi="Preeti" w:cs="Times New Roman"/>
+                <w:sz w:val="28"/>
+                <w:szCs w:val="28"/>
+              </w:rPr>
+              <w:t>S5g</w:t>
+            </w:r>
+            <w:proofErr w:type="gramStart"/>
+            <w:r>
+              <w:rPr>
+                <w:rFonts w:ascii="Preeti" w:hAnsi="Preeti" w:cs="Times New Roman"/>
+                <w:sz w:val="28"/>
+                <w:szCs w:val="28"/>
+              </w:rPr>
+              <w:t>\ .</w:t>
+            </w:r>
+            <w:proofErr w:type="gramEnd"/>
+          </w:p>
+        </w:tc>
+        <w:tc>
+          <w:tcPr>
+            <w:tcW w:w="779" w:type="pct"/>
+            <w:tcBorders>
+              <w:bottom w:val="single" w:sz="4" w:space="0" w:color="000000" w:themeColor="text1"/>
+            </w:tcBorders>
+          </w:tcPr>
+          <w:p>
+            <w:pPr>
+              <w:rPr>
+                <w:rFonts w:ascii="Preeti" w:hAnsi="Preeti" w:cs="Times New Roman"/>
+                <w:sz w:val="32"/>
+                <w:szCs w:val="28"/>
+              </w:rPr>
+            </w:pPr>
+          </w:p>
+        </w:tc>
+      </w:tr>
+      <w:tr>
+        <w:tc>
+          <w:tcPr>
+            <w:tcW w:w="4221" w:type="pct"/>
+            <w:tcBorders>
+              <w:bottom w:val="single" w:sz="4" w:space="0" w:color="000000" w:themeColor="text1"/>
+            </w:tcBorders>
+          </w:tcPr>
+          <w:p>
+            <w:pPr>
+              <w:pStyle w:val="ListParagraph"/>
+              <w:numPr>
+                <w:ilvl w:val="0"/>
+                <w:numId w:val="2"/>
+              </w:numPr>
+              <w:ind w:left="250" w:hanging="250"/>
+              <w:rPr>
+                <w:rFonts w:ascii="Preeti" w:hAnsi="Preeti" w:cs="Times New Roman"/>
+                <w:sz w:val="28"/>
+                <w:szCs w:val="28"/>
+              </w:rPr>
+            </w:pPr>
+            <w:proofErr w:type="spellStart"/>
+            <w:r>
+              <w:rPr>
+                <w:rFonts w:ascii="Preeti" w:hAnsi="Preeti" w:cs="Times New Roman"/>
+                <w:sz w:val="28"/>
+                <w:szCs w:val="28"/>
+              </w:rPr>
+              <w:t>tn</w:t>
+            </w:r>
+            <w:proofErr w:type="spellEnd"/>
+            <w:r>
+              <w:rPr>
+                <w:rFonts w:ascii="Preeti" w:hAnsi="Preeti" w:cs="Times New Roman"/>
+                <w:sz w:val="28"/>
+                <w:szCs w:val="28"/>
+              </w:rPr>
+              <w:t xml:space="preserve"> </w:t>
+            </w:r>
+            <w:proofErr w:type="spellStart"/>
             <w:r>
               <w:rPr>
                 <w:rFonts w:ascii="Preeti" w:hAnsi="Preeti" w:cs="Times New Roman"/>
@@ -5138,6 +5292,7 @@
               <w:t xml:space="preserve"> /ª </w:t>
             </w:r>
             <w:proofErr w:type="spellStart"/>
+            <w:proofErr w:type="gramStart"/>
             <w:r>
               <w:rPr>
                 <w:rFonts w:ascii="Preeti" w:hAnsi="Preeti" w:cs="Times New Roman"/>
@@ -5153,8 +5308,27 @@
                 <w:sz w:val="28"/>
                 <w:szCs w:val="28"/>
               </w:rPr>
-              <w:t>{ ;S5g\ .</w:t>
-            </w:r>
+              <w:t>{ ;</w:t>
+            </w:r>
+            <w:proofErr w:type="gramEnd"/>
+            <w:r>
+              <w:rPr>
+                <w:rFonts w:ascii="Preeti" w:hAnsi="Preeti" w:cs="Times New Roman"/>
+                <w:sz w:val="28"/>
+                <w:szCs w:val="28"/>
+              </w:rPr>
+              <w:t>S5g</w:t>
+            </w:r>
+            <w:proofErr w:type="gramStart"/>
+            <w:r>
+              <w:rPr>
+                <w:rFonts w:ascii="Preeti" w:hAnsi="Preeti" w:cs="Times New Roman"/>
+                <w:sz w:val="28"/>
+                <w:szCs w:val="28"/>
+              </w:rPr>
+              <w:t>\ .</w:t>
+            </w:r>
+            <w:proofErr w:type="gramEnd"/>
           </w:p>
         </w:tc>
         <w:tc>
@@ -5199,6 +5373,7 @@
               </w:rPr>
             </w:pPr>
             <w:proofErr w:type="spellStart"/>
+            <w:proofErr w:type="gramStart"/>
             <w:r>
               <w:rPr>
                 <w:rFonts w:ascii="Preeti" w:hAnsi="Preeti" w:cs="Times New Roman"/>
@@ -5229,6 +5404,7 @@
               <w:t>lvs</w:t>
             </w:r>
             <w:proofErr w:type="spellEnd"/>
+            <w:proofErr w:type="gramEnd"/>
           </w:p>
         </w:tc>
         <w:tc>
@@ -5288,8 +5464,18 @@
                 <w:sz w:val="28"/>
                 <w:szCs w:val="28"/>
               </w:rPr>
-              <w:t>]</w:t>
-            </w:r>
+              <w:t xml:space="preserve">] </w:t>
+            </w:r>
+            <w:proofErr w:type="spellStart"/>
+            <w:r>
+              <w:rPr>
+                <w:rFonts w:ascii="Preeti" w:hAnsi="Preeti" w:cs="Times New Roman"/>
+                <w:sz w:val="28"/>
+                <w:szCs w:val="28"/>
+              </w:rPr>
+              <w:t>gfd</w:t>
+            </w:r>
+            <w:proofErr w:type="spellEnd"/>
             <w:r>
               <w:rPr>
                 <w:rFonts w:ascii="Preeti" w:hAnsi="Preeti" w:cs="Times New Roman"/>
@@ -5299,13 +5485,14 @@
               <w:t xml:space="preserve"> </w:t>
             </w:r>
             <w:proofErr w:type="spellStart"/>
-            <w:r>
-              <w:rPr>
-                <w:rFonts w:ascii="Preeti" w:hAnsi="Preeti" w:cs="Times New Roman"/>
-                <w:sz w:val="28"/>
-                <w:szCs w:val="28"/>
-              </w:rPr>
-              <w:t>gfd</w:t>
+            <w:proofErr w:type="gramStart"/>
+            <w:r>
+              <w:rPr>
+                <w:rFonts w:ascii="Preeti" w:hAnsi="Preeti" w:cs="Times New Roman"/>
+                <w:sz w:val="28"/>
+                <w:szCs w:val="28"/>
+              </w:rPr>
+              <w:t>eGg</w:t>
             </w:r>
             <w:proofErr w:type="spellEnd"/>
             <w:r>
@@ -5314,26 +5501,27 @@
                 <w:sz w:val="28"/>
                 <w:szCs w:val="28"/>
               </w:rPr>
-              <w:t xml:space="preserve"> </w:t>
-            </w:r>
-            <w:proofErr w:type="spellStart"/>
-            <w:r>
-              <w:rPr>
-                <w:rFonts w:ascii="Preeti" w:hAnsi="Preeti" w:cs="Times New Roman"/>
-                <w:sz w:val="28"/>
-                <w:szCs w:val="28"/>
-              </w:rPr>
-              <w:t>eGg</w:t>
-            </w:r>
-            <w:proofErr w:type="spellEnd"/>
-            <w:r>
-              <w:rPr>
-                <w:rFonts w:ascii="Preeti" w:hAnsi="Preeti" w:cs="Times New Roman"/>
-                <w:sz w:val="28"/>
-                <w:szCs w:val="28"/>
-              </w:rPr>
-              <w:t xml:space="preserve"> ;S5g\ .</w:t>
-            </w:r>
+              <w:t xml:space="preserve"> ;S</w:t>
+            </w:r>
+            <w:proofErr w:type="gramEnd"/>
+            <w:r>
+              <w:rPr>
+                <w:rFonts w:ascii="Preeti" w:hAnsi="Preeti" w:cs="Times New Roman"/>
+                <w:sz w:val="28"/>
+                <w:szCs w:val="28"/>
+              </w:rPr>
+              <w:t>5g</w:t>
+            </w:r>
+            <w:proofErr w:type="gramStart"/>
+            <w:r>
+              <w:rPr>
+                <w:rFonts w:ascii="Preeti" w:hAnsi="Preeti" w:cs="Times New Roman"/>
+                <w:sz w:val="28"/>
+                <w:szCs w:val="28"/>
+              </w:rPr>
+              <w:t>\ .</w:t>
+            </w:r>
+            <w:proofErr w:type="gramEnd"/>
           </w:p>
         </w:tc>
         <w:tc>
@@ -5386,17 +5574,10 @@
                 <w:sz w:val="28"/>
                 <w:szCs w:val="28"/>
               </w:rPr>
-              <w:t>]</w:t>
-            </w:r>
-            <w:r>
-              <w:rPr>
-                <w:rFonts w:ascii="Preeti" w:hAnsi="Preeti" w:cs="Times New Roman"/>
-                <w:sz w:val="28"/>
-                <w:szCs w:val="28"/>
-              </w:rPr>
-              <w:t xml:space="preserve"> pd]/ </w:t>
+              <w:t xml:space="preserve">] pd]/ </w:t>
             </w:r>
             <w:proofErr w:type="spellStart"/>
+            <w:proofErr w:type="gramStart"/>
             <w:r>
               <w:rPr>
                 <w:rFonts w:ascii="Preeti" w:hAnsi="Preeti" w:cs="Times New Roman"/>
@@ -5412,8 +5593,27 @@
                 <w:sz w:val="28"/>
                 <w:szCs w:val="28"/>
               </w:rPr>
-              <w:t xml:space="preserve"> ;S5g\ .</w:t>
-            </w:r>
+              <w:t xml:space="preserve"> ;S</w:t>
+            </w:r>
+            <w:proofErr w:type="gramEnd"/>
+            <w:r>
+              <w:rPr>
+                <w:rFonts w:ascii="Preeti" w:hAnsi="Preeti" w:cs="Times New Roman"/>
+                <w:sz w:val="28"/>
+                <w:szCs w:val="28"/>
+              </w:rPr>
+              <w:t>5g</w:t>
+            </w:r>
+            <w:proofErr w:type="gramStart"/>
+            <w:r>
+              <w:rPr>
+                <w:rFonts w:ascii="Preeti" w:hAnsi="Preeti" w:cs="Times New Roman"/>
+                <w:sz w:val="28"/>
+                <w:szCs w:val="28"/>
+              </w:rPr>
+              <w:t>\ .</w:t>
+            </w:r>
+            <w:proofErr w:type="gramEnd"/>
           </w:p>
         </w:tc>
         <w:tc>
@@ -5450,6 +5650,7 @@
                 <w:szCs w:val="28"/>
               </w:rPr>
             </w:pPr>
+            <w:proofErr w:type="spellStart"/>
             <w:r>
               <w:rPr>
                 <w:rFonts w:ascii="Preeti" w:hAnsi="Preeti" w:cs="Times New Roman"/>
@@ -5457,6 +5658,33 @@
                 <w:szCs w:val="28"/>
               </w:rPr>
               <w:lastRenderedPageBreak/>
+              <w:t>cfˆgf</w:t>
+            </w:r>
+            <w:proofErr w:type="spellEnd"/>
+            <w:r>
+              <w:rPr>
+                <w:rFonts w:ascii="Preeti" w:hAnsi="Preeti" w:cs="Times New Roman"/>
+                <w:sz w:val="28"/>
+                <w:szCs w:val="28"/>
+              </w:rPr>
+              <w:t xml:space="preserve">] </w:t>
+            </w:r>
+            <w:proofErr w:type="spellStart"/>
+            <w:r>
+              <w:rPr>
+                <w:rFonts w:ascii="Preeti" w:hAnsi="Preeti" w:cs="Times New Roman"/>
+                <w:sz w:val="28"/>
+                <w:szCs w:val="28"/>
+              </w:rPr>
+              <w:t>sIff</w:t>
+            </w:r>
+            <w:proofErr w:type="spellEnd"/>
+            <w:r>
+              <w:rPr>
+                <w:rFonts w:ascii="Preeti" w:hAnsi="Preeti" w:cs="Times New Roman"/>
+                <w:sz w:val="28"/>
+                <w:szCs w:val="28"/>
+              </w:rPr>
               <w:t xml:space="preserve"> </w:t>
             </w:r>
             <w:proofErr w:type="spellStart"/>
@@ -5466,7 +5694,7 @@
                 <w:sz w:val="28"/>
                 <w:szCs w:val="28"/>
               </w:rPr>
-              <w:t>cfkm</w:t>
+              <w:t>lzIfssf</w:t>
             </w:r>
             <w:proofErr w:type="spellEnd"/>
             <w:r>
@@ -5475,7 +5703,7 @@
                 <w:sz w:val="28"/>
                 <w:szCs w:val="28"/>
               </w:rPr>
-              <w:t xml:space="preserve">' k9\g] </w:t>
+              <w:t xml:space="preserve">] </w:t>
             </w:r>
             <w:proofErr w:type="spellStart"/>
             <w:r>
@@ -5484,23 +5712,7 @@
                 <w:sz w:val="28"/>
                 <w:szCs w:val="28"/>
               </w:rPr>
-              <w:t>sIf</w:t>
-            </w:r>
-            <w:r>
-              <w:rPr>
-                <w:rFonts w:ascii="Preeti" w:hAnsi="Preeti" w:cs="Times New Roman"/>
-                <w:sz w:val="28"/>
-                <w:szCs w:val="28"/>
-              </w:rPr>
-              <w:t>f</w:t>
-            </w:r>
-            <w:r>
-              <w:rPr>
-                <w:rFonts w:ascii="Preeti" w:hAnsi="Preeti" w:cs="Times New Roman"/>
-                <w:sz w:val="28"/>
-                <w:szCs w:val="28"/>
-              </w:rPr>
-              <w:t>sf</w:t>
+              <w:t>gfd</w:t>
             </w:r>
             <w:proofErr w:type="spellEnd"/>
             <w:r>
@@ -5509,16 +5721,17 @@
                 <w:sz w:val="28"/>
                 <w:szCs w:val="28"/>
               </w:rPr>
-              <w:t xml:space="preserve">] </w:t>
+              <w:t xml:space="preserve"> </w:t>
             </w:r>
             <w:proofErr w:type="spellStart"/>
-            <w:r>
-              <w:rPr>
-                <w:rFonts w:ascii="Preeti" w:hAnsi="Preeti" w:cs="Times New Roman"/>
-                <w:sz w:val="28"/>
-                <w:szCs w:val="28"/>
-              </w:rPr>
-              <w:t>gfd</w:t>
+            <w:proofErr w:type="gramStart"/>
+            <w:r>
+              <w:rPr>
+                <w:rFonts w:ascii="Preeti" w:hAnsi="Preeti" w:cs="Times New Roman"/>
+                <w:sz w:val="28"/>
+                <w:szCs w:val="28"/>
+              </w:rPr>
+              <w:t>eGg</w:t>
             </w:r>
             <w:proofErr w:type="spellEnd"/>
             <w:r>
@@ -5527,26 +5740,27 @@
                 <w:sz w:val="28"/>
                 <w:szCs w:val="28"/>
               </w:rPr>
-              <w:t xml:space="preserve"> </w:t>
-            </w:r>
-            <w:proofErr w:type="spellStart"/>
-            <w:r>
-              <w:rPr>
-                <w:rFonts w:ascii="Preeti" w:hAnsi="Preeti" w:cs="Times New Roman"/>
-                <w:sz w:val="28"/>
-                <w:szCs w:val="28"/>
-              </w:rPr>
-              <w:t>eGg</w:t>
-            </w:r>
-            <w:proofErr w:type="spellEnd"/>
-            <w:r>
-              <w:rPr>
-                <w:rFonts w:ascii="Preeti" w:hAnsi="Preeti" w:cs="Times New Roman"/>
-                <w:sz w:val="28"/>
-                <w:szCs w:val="28"/>
-              </w:rPr>
-              <w:t xml:space="preserve"> ;S5g\ .</w:t>
-            </w:r>
+              <w:t xml:space="preserve"> ;S</w:t>
+            </w:r>
+            <w:proofErr w:type="gramEnd"/>
+            <w:r>
+              <w:rPr>
+                <w:rFonts w:ascii="Preeti" w:hAnsi="Preeti" w:cs="Times New Roman"/>
+                <w:sz w:val="28"/>
+                <w:szCs w:val="28"/>
+              </w:rPr>
+              <w:t>5g</w:t>
+            </w:r>
+            <w:proofErr w:type="gramStart"/>
+            <w:r>
+              <w:rPr>
+                <w:rFonts w:ascii="Preeti" w:hAnsi="Preeti" w:cs="Times New Roman"/>
+                <w:sz w:val="28"/>
+                <w:szCs w:val="28"/>
+              </w:rPr>
+              <w:t>\ .</w:t>
+            </w:r>
+            <w:proofErr w:type="gramEnd"/>
           </w:p>
         </w:tc>
         <w:tc>
@@ -5590,7 +5804,7 @@
                 <w:sz w:val="28"/>
                 <w:szCs w:val="28"/>
               </w:rPr>
-              <w:t>cfkm</w:t>
+              <w:t>cfˆgf</w:t>
             </w:r>
             <w:proofErr w:type="spellEnd"/>
             <w:r>
@@ -5599,7 +5813,7 @@
                 <w:sz w:val="28"/>
                 <w:szCs w:val="28"/>
               </w:rPr>
-              <w:t xml:space="preserve">' k9\g] </w:t>
+              <w:t xml:space="preserve">] </w:t>
             </w:r>
             <w:proofErr w:type="spellStart"/>
             <w:r>
@@ -5608,31 +5822,7 @@
                 <w:sz w:val="28"/>
                 <w:szCs w:val="28"/>
               </w:rPr>
-              <w:t>l</w:t>
-            </w:r>
-            <w:r>
-              <w:rPr>
-                <w:rFonts w:ascii="Preeti" w:hAnsi="Preeti" w:cs="Times New Roman"/>
-                <w:sz w:val="28"/>
-                <w:szCs w:val="28"/>
-              </w:rPr>
-              <w:t>j</w:t>
-            </w:r>
-            <w:r>
-              <w:rPr>
-                <w:rFonts w:ascii="Preeti" w:hAnsi="Preeti" w:cs="Times New Roman"/>
-                <w:sz w:val="28"/>
-                <w:szCs w:val="28"/>
-              </w:rPr>
-              <w:t>Bfno</w:t>
-            </w:r>
-            <w:r>
-              <w:rPr>
-                <w:rFonts w:ascii="Preeti" w:hAnsi="Preeti" w:cs="Times New Roman"/>
-                <w:sz w:val="28"/>
-                <w:szCs w:val="28"/>
-              </w:rPr>
-              <w:t>sf</w:t>
+              <w:t>k|wfgfWofkssf</w:t>
             </w:r>
             <w:proofErr w:type="spellEnd"/>
             <w:r>
@@ -5662,6 +5852,7 @@
               <w:t xml:space="preserve"> </w:t>
             </w:r>
             <w:proofErr w:type="spellStart"/>
+            <w:proofErr w:type="gramStart"/>
             <w:r>
               <w:rPr>
                 <w:rFonts w:ascii="Preeti" w:hAnsi="Preeti" w:cs="Times New Roman"/>
@@ -5677,8 +5868,27 @@
                 <w:sz w:val="28"/>
                 <w:szCs w:val="28"/>
               </w:rPr>
-              <w:t xml:space="preserve"> ;S5g\ .</w:t>
-            </w:r>
+              <w:t xml:space="preserve"> ;S</w:t>
+            </w:r>
+            <w:proofErr w:type="gramEnd"/>
+            <w:r>
+              <w:rPr>
+                <w:rFonts w:ascii="Preeti" w:hAnsi="Preeti" w:cs="Times New Roman"/>
+                <w:sz w:val="28"/>
+                <w:szCs w:val="28"/>
+              </w:rPr>
+              <w:t>5g</w:t>
+            </w:r>
+            <w:proofErr w:type="gramStart"/>
+            <w:r>
+              <w:rPr>
+                <w:rFonts w:ascii="Preeti" w:hAnsi="Preeti" w:cs="Times New Roman"/>
+                <w:sz w:val="28"/>
+                <w:szCs w:val="28"/>
+              </w:rPr>
+              <w:t>\ .</w:t>
+            </w:r>
+            <w:proofErr w:type="gramEnd"/>
           </w:p>
         </w:tc>
         <w:tc>
@@ -5718,109 +5928,95 @@
             <w:proofErr w:type="spellStart"/>
             <w:r>
               <w:rPr>
-                <w:rFonts w:ascii="Preeti" w:hAnsi="Preeti" w:cs="Times New Roman"/>
-                <w:sz w:val="28"/>
-                <w:szCs w:val="28"/>
-              </w:rPr>
-              <w:t>c</w:t>
-            </w:r>
-            <w:r>
-              <w:rPr>
-                <w:rFonts w:ascii="Preeti" w:hAnsi="Preeti" w:cs="Times New Roman"/>
-                <w:sz w:val="28"/>
-                <w:szCs w:val="28"/>
-              </w:rPr>
-              <w:t>f</w:t>
-            </w:r>
-            <w:r>
-              <w:rPr>
-                <w:rFonts w:ascii="Preeti" w:hAnsi="Preeti" w:cs="Times New Roman"/>
-                <w:sz w:val="28"/>
-                <w:szCs w:val="28"/>
-              </w:rPr>
-              <w:t>km"nfO</w:t>
+                <w:rFonts w:ascii="Preeti" w:hAnsi="Preeti"/>
+                <w:sz w:val="28"/>
+                <w:szCs w:val="24"/>
+              </w:rPr>
+              <w:t>xfd|f</w:t>
             </w:r>
             <w:proofErr w:type="spellEnd"/>
             <w:r>
               <w:rPr>
-                <w:rFonts w:ascii="Preeti" w:hAnsi="Preeti" w:cs="Times New Roman"/>
-                <w:sz w:val="28"/>
-                <w:szCs w:val="28"/>
-              </w:rPr>
-              <w:t xml:space="preserve">{ </w:t>
+                <w:rFonts w:ascii="Preeti" w:hAnsi="Preeti"/>
+                <w:sz w:val="28"/>
+                <w:szCs w:val="24"/>
+              </w:rPr>
+              <w:t xml:space="preserve">] /fli6«o </w:t>
             </w:r>
             <w:proofErr w:type="spellStart"/>
             <w:r>
               <w:rPr>
-                <w:rFonts w:ascii="Preeti" w:hAnsi="Preeti" w:cs="Times New Roman"/>
-                <w:sz w:val="28"/>
-                <w:szCs w:val="28"/>
-              </w:rPr>
-              <w:t>dgkg</w:t>
+                <w:rFonts w:ascii="Preeti" w:hAnsi="Preeti"/>
+                <w:sz w:val="28"/>
+                <w:szCs w:val="24"/>
+              </w:rPr>
+              <w:t>hgfj</w:t>
             </w:r>
             <w:proofErr w:type="spellEnd"/>
             <w:r>
               <w:rPr>
-                <w:rFonts w:ascii="Preeti" w:hAnsi="Preeti" w:cs="Times New Roman"/>
-                <w:sz w:val="28"/>
-                <w:szCs w:val="28"/>
-              </w:rPr>
-              <w:t>]{ t/sf/</w:t>
+                <w:rFonts w:ascii="Preeti" w:hAnsi="Preeti"/>
+                <w:sz w:val="28"/>
+                <w:szCs w:val="24"/>
+              </w:rPr>
+              <w:t xml:space="preserve">/sf] </w:t>
             </w:r>
             <w:proofErr w:type="spellStart"/>
             <w:r>
               <w:rPr>
-                <w:rFonts w:ascii="Preeti" w:hAnsi="Preeti" w:cs="Times New Roman"/>
-                <w:sz w:val="28"/>
-                <w:szCs w:val="28"/>
-              </w:rPr>
-              <w:t>Lsf</w:t>
+                <w:rFonts w:ascii="Preeti" w:hAnsi="Preeti"/>
+                <w:sz w:val="28"/>
+                <w:szCs w:val="24"/>
+              </w:rPr>
+              <w:t>gfd</w:t>
             </w:r>
             <w:proofErr w:type="spellEnd"/>
             <w:r>
               <w:rPr>
-                <w:rFonts w:ascii="Preeti" w:hAnsi="Preeti" w:cs="Times New Roman"/>
-                <w:sz w:val="28"/>
-                <w:szCs w:val="28"/>
-              </w:rPr>
-              <w:t xml:space="preserve">] </w:t>
+                <w:rFonts w:ascii="Preeti" w:hAnsi="Preeti"/>
+                <w:sz w:val="28"/>
+                <w:szCs w:val="24"/>
+              </w:rPr>
+              <w:t xml:space="preserve"> </w:t>
             </w:r>
             <w:proofErr w:type="spellStart"/>
-            <w:r>
-              <w:rPr>
-                <w:rFonts w:ascii="Preeti" w:hAnsi="Preeti" w:cs="Times New Roman"/>
-                <w:sz w:val="28"/>
-                <w:szCs w:val="28"/>
-              </w:rPr>
-              <w:t>gfd</w:t>
+            <w:proofErr w:type="gramStart"/>
+            <w:r>
+              <w:rPr>
+                <w:rFonts w:ascii="Preeti" w:hAnsi="Preeti"/>
+                <w:sz w:val="28"/>
+                <w:szCs w:val="24"/>
+              </w:rPr>
+              <w:t>eGg</w:t>
             </w:r>
             <w:proofErr w:type="spellEnd"/>
             <w:r>
               <w:rPr>
-                <w:rFonts w:ascii="Preeti" w:hAnsi="Preeti" w:cs="Times New Roman"/>
-                <w:sz w:val="28"/>
-                <w:szCs w:val="28"/>
-              </w:rPr>
-              <w:t xml:space="preserve"> </w:t>
-            </w:r>
-            <w:proofErr w:type="spellStart"/>
-            <w:r>
-              <w:rPr>
-                <w:rFonts w:ascii="Preeti" w:hAnsi="Preeti" w:cs="Times New Roman"/>
-                <w:sz w:val="28"/>
-                <w:szCs w:val="28"/>
-              </w:rPr>
-              <w:t>eGg</w:t>
-            </w:r>
-            <w:proofErr w:type="spellEnd"/>
-            <w:r>
-              <w:rPr>
-                <w:rFonts w:ascii="Preeti" w:hAnsi="Preeti" w:cs="Times New Roman"/>
-                <w:sz w:val="28"/>
-                <w:szCs w:val="28"/>
-              </w:rPr>
-              <w:t xml:space="preserve"> ;S5g\ .</w:t>
-            </w:r>
+                <w:rFonts w:ascii="Preeti" w:hAnsi="Preeti"/>
+                <w:sz w:val="28"/>
+                <w:szCs w:val="24"/>
+              </w:rPr>
+              <w:t xml:space="preserve"> ;S</w:t>
+            </w:r>
+            <w:proofErr w:type="gramEnd"/>
+            <w:r>
+              <w:rPr>
+                <w:rFonts w:ascii="Preeti" w:hAnsi="Preeti"/>
+                <w:sz w:val="28"/>
+                <w:szCs w:val="24"/>
+              </w:rPr>
+              <w:t>5g</w:t>
+            </w:r>
+            <w:proofErr w:type="gramStart"/>
+            <w:r>
+              <w:rPr>
+                <w:rFonts w:ascii="Preeti" w:hAnsi="Preeti"/>
+                <w:sz w:val="28"/>
+                <w:szCs w:val="24"/>
+              </w:rPr>
+              <w:t>\ .</w:t>
+            </w:r>
+            <w:proofErr w:type="gramEnd"/>
           </w:p>
         </w:tc>
         <w:tc>
@@ -5864,7 +6060,16 @@
                 <w:sz w:val="28"/>
                 <w:szCs w:val="28"/>
               </w:rPr>
-              <w:t>xfd|f</w:t>
+              <w:t>cfkm"</w:t>
+            </w:r>
+            <w:proofErr w:type="gramStart"/>
+            <w:r>
+              <w:rPr>
+                <w:rFonts w:ascii="Preeti" w:hAnsi="Preeti" w:cs="Times New Roman"/>
+                <w:sz w:val="28"/>
+                <w:szCs w:val="28"/>
+              </w:rPr>
+              <w:t>nfO</w:t>
             </w:r>
             <w:proofErr w:type="spellEnd"/>
             <w:r>
@@ -5873,15 +6078,7 @@
                 <w:sz w:val="28"/>
                 <w:szCs w:val="28"/>
               </w:rPr>
-              <w:t>] /f</w:t>
-            </w:r>
-            <w:r>
-              <w:rPr>
-                <w:rFonts w:ascii="Preeti" w:hAnsi="Preeti" w:cs="Times New Roman"/>
-                <w:sz w:val="28"/>
-                <w:szCs w:val="28"/>
-              </w:rPr>
-              <w:t xml:space="preserve">li6«o </w:t>
+              <w:t xml:space="preserve">{ </w:t>
             </w:r>
             <w:proofErr w:type="spellStart"/>
             <w:r>
@@ -5890,7 +6087,7 @@
                 <w:sz w:val="28"/>
                 <w:szCs w:val="28"/>
               </w:rPr>
-              <w:t>km"nsf</w:t>
+              <w:t>dgkg</w:t>
             </w:r>
             <w:proofErr w:type="spellEnd"/>
             <w:r>
@@ -5899,7 +6096,16 @@
                 <w:sz w:val="28"/>
                 <w:szCs w:val="28"/>
               </w:rPr>
-              <w:t xml:space="preserve">] </w:t>
+              <w:t>]{ /</w:t>
+            </w:r>
+            <w:proofErr w:type="gramEnd"/>
+            <w:r>
+              <w:rPr>
+                <w:rFonts w:ascii="Preeti" w:hAnsi="Preeti" w:cs="Times New Roman"/>
+                <w:sz w:val="28"/>
+                <w:szCs w:val="28"/>
+              </w:rPr>
+              <w:t xml:space="preserve">ªsf] </w:t>
             </w:r>
             <w:proofErr w:type="spellStart"/>
             <w:r>
@@ -5920,6 +6126,7 @@
               <w:t xml:space="preserve"> </w:t>
             </w:r>
             <w:proofErr w:type="spellStart"/>
+            <w:proofErr w:type="gramStart"/>
             <w:r>
               <w:rPr>
                 <w:rFonts w:ascii="Preeti" w:hAnsi="Preeti" w:cs="Times New Roman"/>
@@ -5935,8 +6142,27 @@
                 <w:sz w:val="28"/>
                 <w:szCs w:val="28"/>
               </w:rPr>
-              <w:t xml:space="preserve"> ;S5g\ .</w:t>
-            </w:r>
+              <w:t xml:space="preserve"> ;S</w:t>
+            </w:r>
+            <w:proofErr w:type="gramEnd"/>
+            <w:r>
+              <w:rPr>
+                <w:rFonts w:ascii="Preeti" w:hAnsi="Preeti" w:cs="Times New Roman"/>
+                <w:sz w:val="28"/>
+                <w:szCs w:val="28"/>
+              </w:rPr>
+              <w:t>5g</w:t>
+            </w:r>
+            <w:proofErr w:type="gramStart"/>
+            <w:r>
+              <w:rPr>
+                <w:rFonts w:ascii="Preeti" w:hAnsi="Preeti" w:cs="Times New Roman"/>
+                <w:sz w:val="28"/>
+                <w:szCs w:val="28"/>
+              </w:rPr>
+              <w:t>\ .</w:t>
+            </w:r>
+            <w:proofErr w:type="gramEnd"/>
           </w:p>
         </w:tc>
         <w:tc>
@@ -5989,7 +6215,7 @@
                 <w:sz w:val="28"/>
                 <w:szCs w:val="28"/>
               </w:rPr>
-              <w:t xml:space="preserve"> </w:t>
+              <w:t xml:space="preserve">] </w:t>
             </w:r>
             <w:proofErr w:type="spellStart"/>
             <w:r>
@@ -6010,6 +6236,7 @@
               <w:t xml:space="preserve">/x¿ </w:t>
             </w:r>
             <w:proofErr w:type="spellStart"/>
+            <w:proofErr w:type="gramStart"/>
             <w:r>
               <w:rPr>
                 <w:rFonts w:ascii="Preeti" w:hAnsi="Preeti" w:cs="Times New Roman"/>
@@ -6027,14 +6254,25 @@
               </w:rPr>
               <w:t xml:space="preserve"> ;S</w:t>
             </w:r>
-            <w:r>
-              <w:rPr>
-                <w:rFonts w:ascii="Preeti" w:hAnsi="Preeti" w:cs="Times New Roman"/>
-                <w:sz w:val="28"/>
-                <w:szCs w:val="28"/>
-              </w:rPr>
-              <w:t>5g\ .</w:t>
-            </w:r>
+            <w:proofErr w:type="gramEnd"/>
+            <w:r>
+              <w:rPr>
+                <w:rFonts w:ascii="Preeti" w:hAnsi="Preeti" w:cs="Times New Roman"/>
+                <w:sz w:val="28"/>
+                <w:szCs w:val="28"/>
+              </w:rPr>
+              <w:t>5g</w:t>
+            </w:r>
+            <w:proofErr w:type="gramStart"/>
+            <w:r>
+              <w:rPr>
+                <w:rFonts w:ascii="Preeti" w:hAnsi="Preeti" w:cs="Times New Roman"/>
+                <w:sz w:val="28"/>
+                <w:szCs w:val="28"/>
+              </w:rPr>
+              <w:t>\ .</w:t>
+            </w:r>
+            <w:proofErr w:type="gramEnd"/>
           </w:p>
         </w:tc>
         <w:tc>
@@ -6087,6 +6325,24 @@
                 <w:sz w:val="28"/>
                 <w:szCs w:val="28"/>
               </w:rPr>
+              <w:t xml:space="preserve"> </w:t>
+            </w:r>
+            <w:proofErr w:type="spellStart"/>
+            <w:r>
+              <w:rPr>
+                <w:rFonts w:ascii="Preeti" w:hAnsi="Preeti" w:cs="Times New Roman"/>
+                <w:sz w:val="28"/>
+                <w:szCs w:val="28"/>
+              </w:rPr>
+              <w:t>lrqsf</w:t>
+            </w:r>
+            <w:proofErr w:type="spellEnd"/>
+            <w:r>
+              <w:rPr>
+                <w:rFonts w:ascii="Preeti" w:hAnsi="Preeti" w:cs="Times New Roman"/>
+                <w:sz w:val="28"/>
+                <w:szCs w:val="28"/>
+              </w:rPr>
               <w:t xml:space="preserve">] </w:t>
             </w:r>
             <w:proofErr w:type="spellStart"/>
@@ -6096,7 +6352,7 @@
                 <w:sz w:val="28"/>
                 <w:szCs w:val="28"/>
               </w:rPr>
-              <w:t>lrqx¿sf</w:t>
+              <w:t>gfd</w:t>
             </w:r>
             <w:proofErr w:type="spellEnd"/>
             <w:r>
@@ -6105,16 +6361,17 @@
                 <w:sz w:val="28"/>
                 <w:szCs w:val="28"/>
               </w:rPr>
-              <w:t xml:space="preserve">] </w:t>
+              <w:t xml:space="preserve"> </w:t>
             </w:r>
             <w:proofErr w:type="spellStart"/>
-            <w:r>
-              <w:rPr>
-                <w:rFonts w:ascii="Preeti" w:hAnsi="Preeti" w:cs="Times New Roman"/>
-                <w:sz w:val="28"/>
-                <w:szCs w:val="28"/>
-              </w:rPr>
-              <w:t>gfd</w:t>
+            <w:proofErr w:type="gramStart"/>
+            <w:r>
+              <w:rPr>
+                <w:rFonts w:ascii="Preeti" w:hAnsi="Preeti" w:cs="Times New Roman"/>
+                <w:sz w:val="28"/>
+                <w:szCs w:val="28"/>
+              </w:rPr>
+              <w:t>eGg</w:t>
             </w:r>
             <w:proofErr w:type="spellEnd"/>
             <w:r>
@@ -6123,26 +6380,27 @@
                 <w:sz w:val="28"/>
                 <w:szCs w:val="28"/>
               </w:rPr>
-              <w:t xml:space="preserve"> </w:t>
-            </w:r>
-            <w:proofErr w:type="spellStart"/>
-            <w:r>
-              <w:rPr>
-                <w:rFonts w:ascii="Preeti" w:hAnsi="Preeti" w:cs="Times New Roman"/>
-                <w:sz w:val="28"/>
-                <w:szCs w:val="28"/>
-              </w:rPr>
-              <w:t>eGg</w:t>
-            </w:r>
-            <w:proofErr w:type="spellEnd"/>
-            <w:r>
-              <w:rPr>
-                <w:rFonts w:ascii="Preeti" w:hAnsi="Preeti" w:cs="Times New Roman"/>
-                <w:sz w:val="28"/>
-                <w:szCs w:val="28"/>
-              </w:rPr>
-              <w:t xml:space="preserve"> ;S5g\ .</w:t>
-            </w:r>
+              <w:t xml:space="preserve"> ;S</w:t>
+            </w:r>
+            <w:proofErr w:type="gramEnd"/>
+            <w:r>
+              <w:rPr>
+                <w:rFonts w:ascii="Preeti" w:hAnsi="Preeti" w:cs="Times New Roman"/>
+                <w:sz w:val="28"/>
+                <w:szCs w:val="28"/>
+              </w:rPr>
+              <w:t>5g</w:t>
+            </w:r>
+            <w:proofErr w:type="gramStart"/>
+            <w:r>
+              <w:rPr>
+                <w:rFonts w:ascii="Preeti" w:hAnsi="Preeti" w:cs="Times New Roman"/>
+                <w:sz w:val="28"/>
+                <w:szCs w:val="28"/>
+              </w:rPr>
+              <w:t>\ .</w:t>
+            </w:r>
+            <w:proofErr w:type="gramEnd"/>
           </w:p>
         </w:tc>
         <w:tc>
@@ -6169,21 +6427,8 @@
           <w:rFonts w:ascii="Times New Roman" w:hAnsi="Times New Roman" w:cs="Times New Roman"/>
           <w:b/>
           <w:caps/>
-          <w:sz w:val="26"/>
-          <w:szCs w:val="26"/>
-        </w:rPr>
-      </w:pPr>
-    </w:p>
-    <w:p>
-      <w:pPr>
-        <w:spacing w:after="0" w:line="240" w:lineRule="auto"/>
-        <w:jc w:val="center"/>
-        <w:rPr>
-          <w:rFonts w:ascii="Times New Roman" w:hAnsi="Times New Roman" w:cs="Times New Roman"/>
-          <w:b/>
-          <w:caps/>
-          <w:sz w:val="26"/>
-          <w:szCs w:val="26"/>
+          <w:sz w:val="24"/>
+          <w:szCs w:val="24"/>
         </w:rPr>
       </w:pPr>
       <w:r>
@@ -6191,8 +6436,8 @@
           <w:rFonts w:ascii="Times New Roman" w:hAnsi="Times New Roman" w:cs="Times New Roman"/>
           <w:b/>
           <w:caps/>
-          <w:sz w:val="26"/>
-          <w:szCs w:val="26"/>
+          <w:sz w:val="24"/>
+          <w:szCs w:val="24"/>
         </w:rPr>
         <w:t>Math</w:t>
       </w:r>
@@ -6201,8 +6446,8 @@
           <w:rFonts w:ascii="Times New Roman" w:hAnsi="Times New Roman" w:cs="Times New Roman"/>
           <w:b/>
           <w:caps/>
-          <w:sz w:val="26"/>
-          <w:szCs w:val="26"/>
+          <w:sz w:val="24"/>
+          <w:szCs w:val="24"/>
         </w:rPr>
         <w:t>E</w:t>
       </w:r>
@@ -6211,8 +6456,8 @@
           <w:rFonts w:ascii="Times New Roman" w:hAnsi="Times New Roman" w:cs="Times New Roman"/>
           <w:b/>
           <w:caps/>
-          <w:sz w:val="26"/>
-          <w:szCs w:val="26"/>
+          <w:sz w:val="24"/>
+          <w:szCs w:val="24"/>
         </w:rPr>
         <w:t>MATICS</w:t>
       </w:r>
@@ -6347,15 +6592,15 @@
               <w:ind w:left="270" w:hanging="270"/>
               <w:rPr>
                 <w:rFonts w:ascii="Times New Roman" w:hAnsi="Times New Roman" w:cs="Times New Roman"/>
-                <w:sz w:val="26"/>
-                <w:szCs w:val="26"/>
-              </w:rPr>
-            </w:pPr>
-            <w:r>
-              <w:rPr>
-                <w:rFonts w:ascii="Times New Roman" w:hAnsi="Times New Roman" w:cs="Times New Roman"/>
-                <w:sz w:val="26"/>
-                <w:szCs w:val="26"/>
+                <w:sz w:val="24"/>
+                <w:szCs w:val="24"/>
+              </w:rPr>
+            </w:pPr>
+            <w:r>
+              <w:rPr>
+                <w:rFonts w:ascii="Times New Roman" w:hAnsi="Times New Roman" w:cs="Times New Roman"/>
+                <w:sz w:val="24"/>
+                <w:szCs w:val="24"/>
               </w:rPr>
               <w:t>Can count and circle the numbers.</w:t>
             </w:r>
@@ -6391,15 +6636,15 @@
               <w:ind w:left="270" w:hanging="270"/>
               <w:rPr>
                 <w:rFonts w:ascii="Times New Roman" w:hAnsi="Times New Roman" w:cs="Times New Roman"/>
-                <w:sz w:val="26"/>
-                <w:szCs w:val="26"/>
-              </w:rPr>
-            </w:pPr>
-            <w:r>
-              <w:rPr>
-                <w:rFonts w:ascii="Times New Roman" w:hAnsi="Times New Roman" w:cs="Times New Roman"/>
-                <w:sz w:val="26"/>
-                <w:szCs w:val="26"/>
+                <w:sz w:val="24"/>
+                <w:szCs w:val="24"/>
+              </w:rPr>
+            </w:pPr>
+            <w:r>
+              <w:rPr>
+                <w:rFonts w:ascii="Times New Roman" w:hAnsi="Times New Roman" w:cs="Times New Roman"/>
+                <w:sz w:val="24"/>
+                <w:szCs w:val="24"/>
               </w:rPr>
               <w:t>Can match the number with numbers name.</w:t>
             </w:r>
@@ -6435,15 +6680,15 @@
               <w:ind w:left="270" w:hanging="270"/>
               <w:rPr>
                 <w:rFonts w:ascii="Times New Roman" w:hAnsi="Times New Roman" w:cs="Times New Roman"/>
-                <w:sz w:val="26"/>
-                <w:szCs w:val="26"/>
-              </w:rPr>
-            </w:pPr>
-            <w:r>
-              <w:rPr>
-                <w:rFonts w:ascii="Times New Roman" w:hAnsi="Times New Roman" w:cs="Times New Roman"/>
-                <w:sz w:val="26"/>
-                <w:szCs w:val="26"/>
+                <w:sz w:val="24"/>
+                <w:szCs w:val="24"/>
+              </w:rPr>
+            </w:pPr>
+            <w:r>
+              <w:rPr>
+                <w:rFonts w:ascii="Times New Roman" w:hAnsi="Times New Roman" w:cs="Times New Roman"/>
+                <w:sz w:val="24"/>
+                <w:szCs w:val="24"/>
               </w:rPr>
               <w:t>Can write the Devanagari numbers.</w:t>
             </w:r>
@@ -6479,15 +6724,15 @@
               <w:ind w:left="270" w:hanging="270"/>
               <w:rPr>
                 <w:rFonts w:ascii="Times New Roman" w:hAnsi="Times New Roman" w:cs="Times New Roman"/>
-                <w:sz w:val="26"/>
-                <w:szCs w:val="26"/>
-              </w:rPr>
-            </w:pPr>
-            <w:r>
-              <w:rPr>
-                <w:rFonts w:ascii="Times New Roman" w:hAnsi="Times New Roman" w:cs="Times New Roman"/>
-                <w:sz w:val="26"/>
-                <w:szCs w:val="26"/>
+                <w:sz w:val="24"/>
+                <w:szCs w:val="24"/>
+              </w:rPr>
+            </w:pPr>
+            <w:r>
+              <w:rPr>
+                <w:rFonts w:ascii="Times New Roman" w:hAnsi="Times New Roman" w:cs="Times New Roman"/>
+                <w:sz w:val="24"/>
+                <w:szCs w:val="24"/>
               </w:rPr>
               <w:t>Can write what comes after?</w:t>
             </w:r>
@@ -6523,33 +6768,59 @@
               <w:ind w:left="270" w:hanging="270"/>
               <w:rPr>
                 <w:rFonts w:ascii="Times New Roman" w:hAnsi="Times New Roman" w:cs="Times New Roman"/>
-                <w:sz w:val="26"/>
-                <w:szCs w:val="26"/>
-              </w:rPr>
-            </w:pPr>
-            <w:r>
-              <w:rPr>
-                <w:rFonts w:ascii="Times New Roman" w:hAnsi="Times New Roman" w:cs="Times New Roman"/>
-                <w:sz w:val="26"/>
-                <w:szCs w:val="26"/>
-              </w:rPr>
-              <w:t>Can circle the Devanagari number of ‘</w:t>
-            </w:r>
-            <w:r>
-              <w:rPr>
-                <w:rFonts w:ascii="Preeti" w:hAnsi="Preeti" w:cs="Times New Roman"/>
-                <w:sz w:val="26"/>
-                <w:szCs w:val="26"/>
+                <w:sz w:val="24"/>
+                <w:szCs w:val="24"/>
+              </w:rPr>
+            </w:pPr>
+            <w:r>
+              <w:rPr>
+                <w:rFonts w:ascii="Times New Roman" w:hAnsi="Times New Roman" w:cs="Times New Roman"/>
+                <w:sz w:val="24"/>
+                <w:szCs w:val="24"/>
+              </w:rPr>
+              <w:t>Can circle the Devanagari number of</w:t>
+            </w:r>
+            <w:r>
+              <w:rPr>
+                <w:rFonts w:ascii="Times New Roman" w:hAnsi="Times New Roman" w:cs="Times New Roman"/>
+                <w:sz w:val="24"/>
+                <w:szCs w:val="24"/>
+              </w:rPr>
+              <w:t xml:space="preserve"> </w:t>
+            </w:r>
+            <w:proofErr w:type="gramStart"/>
+            <w:r>
+              <w:rPr>
+                <w:rFonts w:ascii="Times New Roman" w:hAnsi="Times New Roman" w:cs="Times New Roman"/>
+                <w:sz w:val="24"/>
+                <w:szCs w:val="24"/>
+              </w:rPr>
+              <w:t>‘</w:t>
+            </w:r>
+            <w:r>
+              <w:rPr>
+                <w:rFonts w:ascii="Preeti" w:hAnsi="Preeti" w:cs="Times New Roman"/>
+                <w:sz w:val="24"/>
+                <w:szCs w:val="24"/>
               </w:rPr>
               <w:t>!*</w:t>
             </w:r>
-            <w:r>
-              <w:rPr>
-                <w:rFonts w:ascii="Times New Roman" w:hAnsi="Times New Roman" w:cs="Times New Roman"/>
-                <w:sz w:val="26"/>
-                <w:szCs w:val="26"/>
+            <w:proofErr w:type="gramEnd"/>
+            <w:r>
+              <w:rPr>
+                <w:rFonts w:ascii="Times New Roman" w:hAnsi="Times New Roman" w:cs="Times New Roman"/>
+                <w:sz w:val="24"/>
+                <w:szCs w:val="24"/>
               </w:rPr>
               <w:t>’</w:t>
+            </w:r>
+            <w:r>
+              <w:rPr>
+                <w:rFonts w:ascii="Times New Roman" w:hAnsi="Times New Roman" w:cs="Times New Roman"/>
+                <w:sz w:val="24"/>
+                <w:szCs w:val="24"/>
+              </w:rPr>
+              <w:t>.</w:t>
             </w:r>
           </w:p>
         </w:tc>
@@ -6583,15 +6854,15 @@
               <w:ind w:left="270" w:hanging="270"/>
               <w:rPr>
                 <w:rFonts w:ascii="Times New Roman" w:hAnsi="Times New Roman" w:cs="Times New Roman"/>
-                <w:sz w:val="26"/>
-                <w:szCs w:val="26"/>
-              </w:rPr>
-            </w:pPr>
-            <w:r>
-              <w:rPr>
-                <w:rFonts w:ascii="Times New Roman" w:hAnsi="Times New Roman" w:cs="Times New Roman"/>
-                <w:sz w:val="26"/>
-                <w:szCs w:val="26"/>
+                <w:sz w:val="24"/>
+                <w:szCs w:val="24"/>
+              </w:rPr>
+            </w:pPr>
+            <w:r>
+              <w:rPr>
+                <w:rFonts w:ascii="Times New Roman" w:hAnsi="Times New Roman" w:cs="Times New Roman"/>
+                <w:sz w:val="24"/>
+                <w:szCs w:val="24"/>
               </w:rPr>
               <w:t>Can count and write.</w:t>
             </w:r>
@@ -6627,15 +6898,15 @@
               <w:ind w:left="270" w:hanging="270"/>
               <w:rPr>
                 <w:rFonts w:ascii="Times New Roman" w:hAnsi="Times New Roman" w:cs="Times New Roman"/>
-                <w:sz w:val="26"/>
-                <w:szCs w:val="26"/>
-              </w:rPr>
-            </w:pPr>
-            <w:r>
-              <w:rPr>
-                <w:rFonts w:ascii="Times New Roman" w:hAnsi="Times New Roman" w:cs="Times New Roman"/>
-                <w:sz w:val="26"/>
-                <w:szCs w:val="26"/>
+                <w:sz w:val="24"/>
+                <w:szCs w:val="24"/>
+              </w:rPr>
+            </w:pPr>
+            <w:r>
+              <w:rPr>
+                <w:rFonts w:ascii="Times New Roman" w:hAnsi="Times New Roman" w:cs="Times New Roman"/>
+                <w:sz w:val="24"/>
+                <w:szCs w:val="24"/>
               </w:rPr>
               <w:t>Can write the missing numbers.</w:t>
             </w:r>
@@ -6671,15 +6942,15 @@
               <w:ind w:left="270" w:hanging="270"/>
               <w:rPr>
                 <w:rFonts w:ascii="Times New Roman" w:hAnsi="Times New Roman" w:cs="Times New Roman"/>
-                <w:sz w:val="26"/>
-                <w:szCs w:val="26"/>
-              </w:rPr>
-            </w:pPr>
-            <w:r>
-              <w:rPr>
-                <w:rFonts w:ascii="Times New Roman" w:hAnsi="Times New Roman" w:cs="Times New Roman"/>
-                <w:sz w:val="26"/>
-                <w:szCs w:val="26"/>
+                <w:sz w:val="24"/>
+                <w:szCs w:val="24"/>
+              </w:rPr>
+            </w:pPr>
+            <w:r>
+              <w:rPr>
+                <w:rFonts w:ascii="Times New Roman" w:hAnsi="Times New Roman" w:cs="Times New Roman"/>
+                <w:sz w:val="24"/>
+                <w:szCs w:val="24"/>
               </w:rPr>
               <w:t xml:space="preserve">Can </w:t>
             </w:r>
@@ -6687,8 +6958,8 @@
             <w:r>
               <w:rPr>
                 <w:rFonts w:ascii="Times New Roman" w:hAnsi="Times New Roman" w:cs="Times New Roman"/>
-                <w:sz w:val="26"/>
-                <w:szCs w:val="26"/>
+                <w:sz w:val="24"/>
+                <w:szCs w:val="24"/>
               </w:rPr>
               <w:t>colur</w:t>
             </w:r>
@@ -6696,8 +6967,8 @@
             <w:r>
               <w:rPr>
                 <w:rFonts w:ascii="Times New Roman" w:hAnsi="Times New Roman" w:cs="Times New Roman"/>
-                <w:sz w:val="26"/>
-                <w:szCs w:val="26"/>
+                <w:sz w:val="24"/>
+                <w:szCs w:val="24"/>
               </w:rPr>
               <w:t xml:space="preserve"> the odd one pictures.</w:t>
             </w:r>
@@ -6733,17 +7004,61 @@
               <w:ind w:left="270" w:hanging="270"/>
               <w:rPr>
                 <w:rFonts w:ascii="Times New Roman" w:hAnsi="Times New Roman" w:cs="Times New Roman"/>
+                <w:sz w:val="24"/>
+                <w:szCs w:val="24"/>
+              </w:rPr>
+            </w:pPr>
+            <w:r>
+              <w:rPr>
+                <w:rFonts w:ascii="Times New Roman" w:hAnsi="Times New Roman" w:cs="Times New Roman"/>
+                <w:sz w:val="24"/>
+                <w:szCs w:val="24"/>
+              </w:rPr>
+              <w:t>Can match the same shapes.</w:t>
+            </w:r>
+          </w:p>
+        </w:tc>
+        <w:tc>
+          <w:tcPr>
+            <w:tcW w:w="778" w:type="pct"/>
+          </w:tcPr>
+          <w:p>
+            <w:pPr>
+              <w:rPr>
+                <w:rFonts w:ascii="Times New Roman" w:hAnsi="Times New Roman" w:cs="Times New Roman"/>
                 <w:sz w:val="26"/>
                 <w:szCs w:val="26"/>
               </w:rPr>
             </w:pPr>
-            <w:r>
-              <w:rPr>
-                <w:rFonts w:ascii="Times New Roman" w:hAnsi="Times New Roman" w:cs="Times New Roman"/>
-                <w:sz w:val="26"/>
-                <w:szCs w:val="26"/>
-              </w:rPr>
-              <w:t>Can match the same shapes.</w:t>
+          </w:p>
+        </w:tc>
+      </w:tr>
+      <w:tr>
+        <w:tc>
+          <w:tcPr>
+            <w:tcW w:w="4222" w:type="pct"/>
+          </w:tcPr>
+          <w:p>
+            <w:pPr>
+              <w:pStyle w:val="ListParagraph"/>
+              <w:numPr>
+                <w:ilvl w:val="0"/>
+                <w:numId w:val="1"/>
+              </w:numPr>
+              <w:ind w:left="270" w:hanging="270"/>
+              <w:rPr>
+                <w:rFonts w:ascii="Times New Roman" w:hAnsi="Times New Roman" w:cs="Times New Roman"/>
+                <w:sz w:val="24"/>
+                <w:szCs w:val="24"/>
+              </w:rPr>
+            </w:pPr>
+            <w:r>
+              <w:rPr>
+                <w:rFonts w:ascii="Times New Roman" w:hAnsi="Times New Roman" w:cs="Times New Roman"/>
+                <w:sz w:val="24"/>
+                <w:szCs w:val="24"/>
+              </w:rPr>
+              <w:t>Can write the numbers name.</w:t>
             </w:r>
           </w:p>
         </w:tc>
@@ -6775,16 +7090,16 @@
               <w:rPr>
                 <w:rFonts w:ascii="Times New Roman" w:hAnsi="Times New Roman" w:cs="Times New Roman"/>
                 <w:b/>
-                <w:sz w:val="26"/>
-                <w:szCs w:val="26"/>
+                <w:sz w:val="24"/>
+                <w:szCs w:val="24"/>
               </w:rPr>
             </w:pPr>
             <w:r>
               <w:rPr>
                 <w:rFonts w:ascii="Times New Roman" w:hAnsi="Times New Roman" w:cs="Times New Roman"/>
                 <w:b/>
-                <w:sz w:val="26"/>
-                <w:szCs w:val="26"/>
+                <w:sz w:val="24"/>
+                <w:szCs w:val="24"/>
               </w:rPr>
               <w:t>Oral</w:t>
             </w:r>
@@ -6792,8 +7107,8 @@
               <w:rPr>
                 <w:rFonts w:ascii="Times New Roman" w:hAnsi="Times New Roman" w:cs="Times New Roman"/>
                 <w:b/>
-                <w:sz w:val="26"/>
-                <w:szCs w:val="26"/>
+                <w:sz w:val="24"/>
+                <w:szCs w:val="24"/>
               </w:rPr>
               <w:t>:</w:t>
             </w:r>
@@ -6831,15 +7146,15 @@
               <w:ind w:left="165" w:right="-105" w:hanging="165"/>
               <w:rPr>
                 <w:rFonts w:ascii="Times New Roman" w:hAnsi="Times New Roman" w:cs="Times New Roman"/>
-                <w:sz w:val="26"/>
-                <w:szCs w:val="26"/>
-              </w:rPr>
-            </w:pPr>
-            <w:r>
-              <w:rPr>
-                <w:rFonts w:ascii="Times New Roman" w:hAnsi="Times New Roman" w:cs="Times New Roman"/>
-                <w:sz w:val="26"/>
-                <w:szCs w:val="26"/>
+                <w:sz w:val="24"/>
+                <w:szCs w:val="24"/>
+              </w:rPr>
+            </w:pPr>
+            <w:r>
+              <w:rPr>
+                <w:rFonts w:ascii="Times New Roman" w:hAnsi="Times New Roman" w:cs="Times New Roman"/>
+                <w:sz w:val="24"/>
+                <w:szCs w:val="24"/>
               </w:rPr>
               <w:t>Can say their name.</w:t>
             </w:r>
@@ -6875,15 +7190,15 @@
               <w:ind w:left="270" w:hanging="270"/>
               <w:rPr>
                 <w:rFonts w:ascii="Times New Roman" w:hAnsi="Times New Roman" w:cs="Times New Roman"/>
-                <w:sz w:val="26"/>
-                <w:szCs w:val="26"/>
-              </w:rPr>
-            </w:pPr>
-            <w:r>
-              <w:rPr>
-                <w:rFonts w:ascii="Times New Roman" w:hAnsi="Times New Roman" w:cs="Times New Roman"/>
-                <w:sz w:val="26"/>
-                <w:szCs w:val="26"/>
+                <w:sz w:val="24"/>
+                <w:szCs w:val="24"/>
+              </w:rPr>
+            </w:pPr>
+            <w:r>
+              <w:rPr>
+                <w:rFonts w:ascii="Times New Roman" w:hAnsi="Times New Roman" w:cs="Times New Roman"/>
+                <w:sz w:val="24"/>
+                <w:szCs w:val="24"/>
               </w:rPr>
               <w:t>Can say how old are you?</w:t>
             </w:r>
@@ -6919,15 +7234,15 @@
               <w:ind w:left="270" w:hanging="270"/>
               <w:rPr>
                 <w:rFonts w:ascii="Times New Roman" w:hAnsi="Times New Roman" w:cs="Times New Roman"/>
-                <w:sz w:val="26"/>
-                <w:szCs w:val="26"/>
-              </w:rPr>
-            </w:pPr>
-            <w:r>
-              <w:rPr>
-                <w:rFonts w:ascii="Times New Roman" w:hAnsi="Times New Roman" w:cs="Times New Roman"/>
-                <w:sz w:val="26"/>
-                <w:szCs w:val="26"/>
+                <w:sz w:val="24"/>
+                <w:szCs w:val="24"/>
+              </w:rPr>
+            </w:pPr>
+            <w:r>
+              <w:rPr>
+                <w:rFonts w:ascii="Times New Roman" w:hAnsi="Times New Roman" w:cs="Times New Roman"/>
+                <w:sz w:val="24"/>
+                <w:szCs w:val="24"/>
               </w:rPr>
               <w:t>Can say the student’s number in their classroom.</w:t>
             </w:r>
@@ -6963,15 +7278,15 @@
               <w:ind w:left="270" w:hanging="270"/>
               <w:rPr>
                 <w:rFonts w:ascii="Times New Roman" w:hAnsi="Times New Roman" w:cs="Times New Roman"/>
-                <w:sz w:val="26"/>
-                <w:szCs w:val="26"/>
-              </w:rPr>
-            </w:pPr>
-            <w:r>
-              <w:rPr>
-                <w:rFonts w:ascii="Times New Roman" w:hAnsi="Times New Roman" w:cs="Times New Roman"/>
-                <w:sz w:val="26"/>
-                <w:szCs w:val="26"/>
+                <w:sz w:val="24"/>
+                <w:szCs w:val="24"/>
+              </w:rPr>
+            </w:pPr>
+            <w:r>
+              <w:rPr>
+                <w:rFonts w:ascii="Times New Roman" w:hAnsi="Times New Roman" w:cs="Times New Roman"/>
+                <w:sz w:val="24"/>
+                <w:szCs w:val="24"/>
               </w:rPr>
               <w:t>Can say the family members.</w:t>
             </w:r>
@@ -7008,15 +7323,15 @@
               <w:ind w:left="270" w:hanging="270"/>
               <w:rPr>
                 <w:rFonts w:ascii="Times New Roman" w:hAnsi="Times New Roman" w:cs="Times New Roman"/>
-                <w:sz w:val="26"/>
-                <w:szCs w:val="26"/>
-              </w:rPr>
-            </w:pPr>
-            <w:r>
-              <w:rPr>
-                <w:rFonts w:ascii="Times New Roman" w:hAnsi="Times New Roman" w:cs="Times New Roman"/>
-                <w:sz w:val="26"/>
-                <w:szCs w:val="26"/>
+                <w:sz w:val="24"/>
+                <w:szCs w:val="24"/>
+              </w:rPr>
+            </w:pPr>
+            <w:r>
+              <w:rPr>
+                <w:rFonts w:ascii="Times New Roman" w:hAnsi="Times New Roman" w:cs="Times New Roman"/>
+                <w:sz w:val="24"/>
+                <w:szCs w:val="24"/>
               </w:rPr>
               <w:t>Can say (10 to 30)</w:t>
             </w:r>
@@ -7056,47 +7371,47 @@
               <w:ind w:left="270" w:hanging="270"/>
               <w:rPr>
                 <w:rFonts w:ascii="Times New Roman" w:hAnsi="Times New Roman" w:cs="Times New Roman"/>
-                <w:sz w:val="26"/>
-                <w:szCs w:val="26"/>
-              </w:rPr>
-            </w:pPr>
-            <w:r>
-              <w:rPr>
-                <w:rFonts w:ascii="Times New Roman" w:hAnsi="Times New Roman" w:cs="Times New Roman"/>
-                <w:sz w:val="26"/>
-                <w:szCs w:val="26"/>
+                <w:sz w:val="24"/>
+                <w:szCs w:val="24"/>
+              </w:rPr>
+            </w:pPr>
+            <w:r>
+              <w:rPr>
+                <w:rFonts w:ascii="Times New Roman" w:hAnsi="Times New Roman" w:cs="Times New Roman"/>
+                <w:sz w:val="24"/>
+                <w:szCs w:val="24"/>
               </w:rPr>
               <w:t>Can say (</w:t>
             </w:r>
             <w:r>
               <w:rPr>
                 <w:rFonts w:ascii="Preeti" w:hAnsi="Preeti" w:cs="Times New Roman"/>
-                <w:sz w:val="26"/>
-                <w:szCs w:val="26"/>
+                <w:sz w:val="24"/>
+                <w:szCs w:val="24"/>
               </w:rPr>
               <w:t>!)</w:t>
             </w:r>
             <w:r>
               <w:rPr>
                 <w:rFonts w:ascii="Times New Roman" w:hAnsi="Times New Roman" w:cs="Times New Roman"/>
-                <w:sz w:val="26"/>
-                <w:szCs w:val="26"/>
+                <w:sz w:val="24"/>
+                <w:szCs w:val="24"/>
               </w:rPr>
               <w:t>-</w:t>
             </w:r>
             <w:r>
               <w:rPr>
                 <w:rFonts w:ascii="Preeti" w:hAnsi="Preeti" w:cs="Times New Roman"/>
-                <w:sz w:val="26"/>
-                <w:szCs w:val="26"/>
+                <w:sz w:val="24"/>
+                <w:szCs w:val="24"/>
               </w:rPr>
               <w:t>@)</w:t>
             </w:r>
             <w:r>
               <w:rPr>
                 <w:rFonts w:ascii="Times New Roman" w:hAnsi="Times New Roman" w:cs="Times New Roman"/>
-                <w:sz w:val="26"/>
-                <w:szCs w:val="26"/>
+                <w:sz w:val="24"/>
+                <w:szCs w:val="24"/>
               </w:rPr>
               <w:t>)</w:t>
             </w:r>
@@ -7138,15 +7453,15 @@
               <w:ind w:left="270" w:hanging="270"/>
               <w:rPr>
                 <w:rFonts w:ascii="Times New Roman" w:hAnsi="Times New Roman" w:cs="Times New Roman"/>
-                <w:sz w:val="26"/>
-                <w:szCs w:val="26"/>
-              </w:rPr>
-            </w:pPr>
-            <w:r>
-              <w:rPr>
-                <w:rFonts w:ascii="Times New Roman" w:hAnsi="Times New Roman" w:cs="Times New Roman"/>
-                <w:sz w:val="26"/>
-                <w:szCs w:val="26"/>
+                <w:sz w:val="24"/>
+                <w:szCs w:val="24"/>
+              </w:rPr>
+            </w:pPr>
+            <w:r>
+              <w:rPr>
+                <w:rFonts w:ascii="Times New Roman" w:hAnsi="Times New Roman" w:cs="Times New Roman"/>
+                <w:sz w:val="24"/>
+                <w:szCs w:val="24"/>
               </w:rPr>
               <w:t>Can read the given numbers.</w:t>
             </w:r>
@@ -7188,15 +7503,15 @@
               <w:ind w:left="270" w:hanging="270"/>
               <w:rPr>
                 <w:rFonts w:ascii="Times New Roman" w:hAnsi="Times New Roman" w:cs="Times New Roman"/>
-                <w:sz w:val="26"/>
-                <w:szCs w:val="26"/>
-              </w:rPr>
-            </w:pPr>
-            <w:r>
-              <w:rPr>
-                <w:rFonts w:ascii="Times New Roman" w:hAnsi="Times New Roman" w:cs="Times New Roman"/>
-                <w:sz w:val="26"/>
-                <w:szCs w:val="26"/>
+                <w:sz w:val="24"/>
+                <w:szCs w:val="24"/>
+              </w:rPr>
+            </w:pPr>
+            <w:r>
+              <w:rPr>
+                <w:rFonts w:ascii="Times New Roman" w:hAnsi="Times New Roman" w:cs="Times New Roman"/>
+                <w:sz w:val="24"/>
+                <w:szCs w:val="24"/>
               </w:rPr>
               <w:t>Can identify the given pictures.</w:t>
             </w:r>
@@ -7221,19 +7536,6 @@
         </w:tc>
       </w:tr>
     </w:tbl>
-    <w:p>
-      <w:pPr>
-        <w:spacing w:after="0"/>
-        <w:jc w:val="center"/>
-        <w:rPr>
-          <w:rFonts w:ascii="Times New Roman" w:hAnsi="Times New Roman" w:cs="Times New Roman"/>
-          <w:b/>
-          <w:caps/>
-          <w:sz w:val="24"/>
-          <w:szCs w:val="24"/>
-        </w:rPr>
-      </w:pPr>
-    </w:p>
     <w:p>
       <w:pPr>
         <w:spacing w:after="0"/>
@@ -7260,18 +7562,18 @@
     <w:tbl>
       <w:tblPr>
         <w:tblStyle w:val="TableGrid"/>
-        <w:tblW w:w="4586" w:type="pct"/>
+        <w:tblW w:w="4765" w:type="pct"/>
         <w:tblInd w:w="288" w:type="dxa"/>
         <w:tblLook w:val="04A0" w:firstRow="1" w:lastRow="0" w:firstColumn="1" w:lastColumn="0" w:noHBand="0" w:noVBand="1"/>
       </w:tblPr>
       <w:tblGrid>
-        <w:gridCol w:w="6030"/>
-        <w:gridCol w:w="899"/>
+        <w:gridCol w:w="6031"/>
+        <w:gridCol w:w="1169"/>
       </w:tblGrid>
       <w:tr>
         <w:tc>
           <w:tcPr>
-            <w:tcW w:w="4351" w:type="pct"/>
+            <w:tcW w:w="4188" w:type="pct"/>
           </w:tcPr>
           <w:p>
             <w:pPr>
@@ -7296,7 +7598,7 @@
         </w:tc>
         <w:tc>
           <w:tcPr>
-            <w:tcW w:w="649" w:type="pct"/>
+            <w:tcW w:w="813" w:type="pct"/>
           </w:tcPr>
           <w:p>
             <w:pPr>
@@ -7322,7 +7624,7 @@
       <w:tr>
         <w:tc>
           <w:tcPr>
-            <w:tcW w:w="4351" w:type="pct"/>
+            <w:tcW w:w="4188" w:type="pct"/>
           </w:tcPr>
           <w:p>
             <w:pPr>
@@ -7350,7 +7652,7 @@
         </w:tc>
         <w:tc>
           <w:tcPr>
-            <w:tcW w:w="649" w:type="pct"/>
+            <w:tcW w:w="813" w:type="pct"/>
           </w:tcPr>
           <w:p>
             <w:pPr>
@@ -7370,7 +7672,7 @@
       <w:tr>
         <w:tc>
           <w:tcPr>
-            <w:tcW w:w="4351" w:type="pct"/>
+            <w:tcW w:w="4188" w:type="pct"/>
           </w:tcPr>
           <w:p>
             <w:pPr>
@@ -7398,7 +7700,7 @@
         </w:tc>
         <w:tc>
           <w:tcPr>
-            <w:tcW w:w="649" w:type="pct"/>
+            <w:tcW w:w="813" w:type="pct"/>
           </w:tcPr>
           <w:p>
             <w:pPr>
@@ -7418,7 +7720,7 @@
       <w:tr>
         <w:tc>
           <w:tcPr>
-            <w:tcW w:w="4351" w:type="pct"/>
+            <w:tcW w:w="4188" w:type="pct"/>
           </w:tcPr>
           <w:p>
             <w:pPr>
@@ -7446,7 +7748,7 @@
         </w:tc>
         <w:tc>
           <w:tcPr>
-            <w:tcW w:w="649" w:type="pct"/>
+            <w:tcW w:w="813" w:type="pct"/>
           </w:tcPr>
           <w:p>
             <w:pPr>
@@ -7466,7 +7768,7 @@
       <w:tr>
         <w:tc>
           <w:tcPr>
-            <w:tcW w:w="4351" w:type="pct"/>
+            <w:tcW w:w="4188" w:type="pct"/>
           </w:tcPr>
           <w:p>
             <w:pPr>
@@ -7494,7 +7796,7 @@
         </w:tc>
         <w:tc>
           <w:tcPr>
-            <w:tcW w:w="649" w:type="pct"/>
+            <w:tcW w:w="813" w:type="pct"/>
           </w:tcPr>
           <w:p>
             <w:pPr>
@@ -7514,7 +7816,7 @@
       <w:tr>
         <w:tc>
           <w:tcPr>
-            <w:tcW w:w="4351" w:type="pct"/>
+            <w:tcW w:w="4188" w:type="pct"/>
           </w:tcPr>
           <w:p>
             <w:pPr>
@@ -7542,7 +7844,7 @@
         </w:tc>
         <w:tc>
           <w:tcPr>
-            <w:tcW w:w="649" w:type="pct"/>
+            <w:tcW w:w="813" w:type="pct"/>
           </w:tcPr>
           <w:p>
             <w:pPr>
@@ -7560,19 +7862,6 @@
         </w:tc>
       </w:tr>
     </w:tbl>
-    <w:p>
-      <w:pPr>
-        <w:spacing w:after="0" w:line="240" w:lineRule="auto"/>
-        <w:jc w:val="center"/>
-        <w:rPr>
-          <w:rFonts w:ascii="Times New Roman" w:hAnsi="Times New Roman" w:cs="Times New Roman"/>
-          <w:b/>
-          <w:caps/>
-          <w:sz w:val="24"/>
-          <w:szCs w:val="24"/>
-        </w:rPr>
-      </w:pPr>
-    </w:p>
     <w:p>
       <w:pPr>
         <w:spacing w:after="0" w:line="240" w:lineRule="auto"/>
@@ -7772,19 +8061,6 @@
         </w:tc>
       </w:tr>
     </w:tbl>
-    <w:p>
-      <w:pPr>
-        <w:spacing w:after="0" w:line="240" w:lineRule="auto"/>
-        <w:jc w:val="center"/>
-        <w:rPr>
-          <w:rFonts w:ascii="Times New Roman" w:hAnsi="Times New Roman" w:cs="Times New Roman"/>
-          <w:b/>
-          <w:caps/>
-          <w:sz w:val="28"/>
-          <w:szCs w:val="28"/>
-        </w:rPr>
-      </w:pPr>
-    </w:p>
     <w:p>
       <w:pPr>
         <w:spacing w:after="0" w:line="240" w:lineRule="auto"/>
@@ -8197,7 +8473,23 @@
                 <w:sz w:val="24"/>
                 <w:szCs w:val="24"/>
               </w:rPr>
-              <w:t>Listen and Respond</w:t>
+              <w:t xml:space="preserve">Listen and </w:t>
+            </w:r>
+            <w:r>
+              <w:rPr>
+                <w:rFonts w:ascii="Times New Roman" w:hAnsi="Times New Roman" w:cs="Times New Roman"/>
+                <w:sz w:val="24"/>
+                <w:szCs w:val="24"/>
+              </w:rPr>
+              <w:t>r</w:t>
+            </w:r>
+            <w:r>
+              <w:rPr>
+                <w:rFonts w:ascii="Times New Roman" w:hAnsi="Times New Roman" w:cs="Times New Roman"/>
+                <w:sz w:val="24"/>
+                <w:szCs w:val="24"/>
+              </w:rPr>
+              <w:t>espond</w:t>
             </w:r>
           </w:p>
         </w:tc>
@@ -8461,20 +8753,6 @@
         </w:tc>
       </w:tr>
     </w:tbl>
-    <w:p>
-      <w:pPr>
-        <w:spacing w:line="240" w:lineRule="auto"/>
-        <w:contextualSpacing/>
-        <w:jc w:val="center"/>
-        <w:rPr>
-          <w:rFonts w:ascii="Times New Roman" w:hAnsi="Times New Roman" w:cs="Times New Roman"/>
-          <w:b/>
-          <w:bCs/>
-          <w:sz w:val="28"/>
-          <w:szCs w:val="28"/>
-        </w:rPr>
-      </w:pPr>
-    </w:p>
     <w:p>
       <w:pPr>
         <w:spacing w:line="240" w:lineRule="auto"/>
@@ -8661,7 +8939,25 @@
                 <w:sz w:val="24"/>
                 <w:szCs w:val="24"/>
               </w:rPr>
-              <w:t>He is a boy, she is a girl ………</w:t>
+              <w:t xml:space="preserve">He is a </w:t>
+            </w:r>
+            <w:proofErr w:type="gramStart"/>
+            <w:r>
+              <w:rPr>
+                <w:rFonts w:ascii="Times New Roman" w:hAnsi="Times New Roman" w:cs="Times New Roman"/>
+                <w:sz w:val="24"/>
+                <w:szCs w:val="24"/>
+              </w:rPr>
+              <w:t>boy,</w:t>
+            </w:r>
+            <w:proofErr w:type="gramEnd"/>
+            <w:r>
+              <w:rPr>
+                <w:rFonts w:ascii="Times New Roman" w:hAnsi="Times New Roman" w:cs="Times New Roman"/>
+                <w:sz w:val="24"/>
+                <w:szCs w:val="24"/>
+              </w:rPr>
+              <w:t xml:space="preserve"> she is a girl ………</w:t>
             </w:r>
           </w:p>
         </w:tc>
@@ -8709,6 +9005,7 @@
               <w:t xml:space="preserve">ld7f] </w:t>
             </w:r>
             <w:proofErr w:type="spellStart"/>
+            <w:proofErr w:type="gramStart"/>
             <w:r>
               <w:rPr>
                 <w:rFonts w:ascii="Preeti" w:hAnsi="Preeti" w:cs="Times New Roman"/>
@@ -8736,6 +9033,7 @@
               <w:t>nL</w:t>
             </w:r>
             <w:proofErr w:type="spellEnd"/>
+            <w:proofErr w:type="gramEnd"/>
             <w:r>
               <w:rPr>
                 <w:rFonts w:ascii="Preeti" w:hAnsi="Preeti" w:cs="Times New Roman"/>
@@ -8805,8 +9103,18 @@
                 <w:sz w:val="24"/>
                 <w:szCs w:val="24"/>
               </w:rPr>
-              <w:t>Brush your teeth …………..</w:t>
-            </w:r>
+              <w:t>Brush your teeth ………</w:t>
+            </w:r>
+            <w:proofErr w:type="gramStart"/>
+            <w:r>
+              <w:rPr>
+                <w:rFonts w:ascii="Times New Roman" w:hAnsi="Times New Roman" w:cs="Times New Roman"/>
+                <w:sz w:val="24"/>
+                <w:szCs w:val="24"/>
+              </w:rPr>
+              <w:t>…..</w:t>
+            </w:r>
+            <w:proofErr w:type="gramEnd"/>
           </w:p>
         </w:tc>
         <w:tc>
@@ -8850,7 +9158,25 @@
                 <w:sz w:val="24"/>
                 <w:szCs w:val="24"/>
               </w:rPr>
-              <w:t>Hello! Hello! Hello ! How are you?</w:t>
+              <w:t xml:space="preserve">Hello! Hello! </w:t>
+            </w:r>
+            <w:proofErr w:type="gramStart"/>
+            <w:r>
+              <w:rPr>
+                <w:rFonts w:ascii="Times New Roman" w:hAnsi="Times New Roman" w:cs="Times New Roman"/>
+                <w:sz w:val="24"/>
+                <w:szCs w:val="24"/>
+              </w:rPr>
+              <w:t>Hello !</w:t>
+            </w:r>
+            <w:proofErr w:type="gramEnd"/>
+            <w:r>
+              <w:rPr>
+                <w:rFonts w:ascii="Times New Roman" w:hAnsi="Times New Roman" w:cs="Times New Roman"/>
+                <w:sz w:val="24"/>
+                <w:szCs w:val="24"/>
+              </w:rPr>
+              <w:t xml:space="preserve"> How are you?</w:t>
             </w:r>
           </w:p>
         </w:tc>
@@ -9054,8 +9380,18 @@
                 <w:sz w:val="24"/>
                 <w:szCs w:val="24"/>
               </w:rPr>
-              <w:t>The class is over …………..</w:t>
-            </w:r>
+              <w:t>The class is over ………</w:t>
+            </w:r>
+            <w:proofErr w:type="gramStart"/>
+            <w:r>
+              <w:rPr>
+                <w:rFonts w:ascii="Times New Roman" w:hAnsi="Times New Roman" w:cs="Times New Roman"/>
+                <w:sz w:val="24"/>
+                <w:szCs w:val="24"/>
+              </w:rPr>
+              <w:t>…..</w:t>
+            </w:r>
+            <w:proofErr w:type="gramEnd"/>
           </w:p>
         </w:tc>
         <w:tc>
